--- a/Project/Paper/MasterRad.docx
+++ b/Project/Paper/MasterRad.docx
@@ -1492,7 +1492,7 @@
         </w:rPr>
         <w:lastRenderedPageBreak/>
         <w:drawing>
-          <wp:inline distT="0" distB="0" distL="0" distR="0" wp14:anchorId="4D557EF6" wp14:editId="63F49269">
+          <wp:inline distT="0" distB="0" distL="0" distR="0" wp14:anchorId="6CD90F2F" wp14:editId="5E287E33">
             <wp:extent cx="5486400" cy="3398520"/>
             <wp:effectExtent l="0" t="0" r="0" b="0"/>
             <wp:docPr id="1" name="Picture 1"/>
@@ -1607,7 +1607,7 @@
           <w:noProof/>
         </w:rPr>
         <w:drawing>
-          <wp:inline distT="0" distB="0" distL="0" distR="0" wp14:anchorId="38A1A754" wp14:editId="2C9D0B8C">
+          <wp:inline distT="0" distB="0" distL="0" distR="0" wp14:anchorId="527E5BBE" wp14:editId="54927378">
             <wp:extent cx="5852160" cy="1327100"/>
             <wp:effectExtent l="0" t="0" r="0" b="0"/>
             <wp:docPr id="2" name="Picture 2"/>
@@ -2191,6 +2191,12 @@
               </w:rPr>
               <w:t>Haladyna 2002 [16]</w:t>
             </w:r>
+            <w:r>
+              <w:rPr>
+                <w:sz w:val="20"/>
+              </w:rPr>
+              <w:t>, rule H4</w:t>
+            </w:r>
           </w:p>
         </w:tc>
         <w:tc>
@@ -2305,7 +2311,13 @@
               <w:rPr>
                 <w:sz w:val="20"/>
               </w:rPr>
-              <w:t>IP1</w:t>
+              <w:t>IP</w:t>
+            </w:r>
+            <w:r>
+              <w:rPr>
+                <w:sz w:val="20"/>
+              </w:rPr>
+              <w:t>4</w:t>
             </w:r>
           </w:p>
         </w:tc>
@@ -2391,6 +2403,18 @@
               </w:rPr>
               <w:t>Haladyna 2002 [16]</w:t>
             </w:r>
+            <w:r>
+              <w:rPr>
+                <w:sz w:val="20"/>
+              </w:rPr>
+              <w:t xml:space="preserve">, rule </w:t>
+            </w:r>
+            <w:r>
+              <w:rPr>
+                <w:sz w:val="20"/>
+              </w:rPr>
+              <w:t>O7</w:t>
+            </w:r>
           </w:p>
         </w:tc>
         <w:tc>
@@ -2406,6 +2430,12 @@
                 <w:sz w:val="20"/>
               </w:rPr>
               <w:t>IP2</w:t>
+            </w:r>
+            <w:r>
+              <w:rPr>
+                <w:sz w:val="20"/>
+              </w:rPr>
+              <w:t>, IP4</w:t>
             </w:r>
           </w:p>
         </w:tc>
@@ -3279,7 +3309,7 @@
         </w:rPr>
         <w:lastRenderedPageBreak/>
         <w:drawing>
-          <wp:inline distT="0" distB="0" distL="0" distR="0" wp14:anchorId="1FD0BF05" wp14:editId="263CEF65">
+          <wp:inline distT="0" distB="0" distL="0" distR="0" wp14:anchorId="1164AE92" wp14:editId="5E89C0B3">
             <wp:extent cx="5120640" cy="2951408"/>
             <wp:effectExtent l="0" t="0" r="0" b="0"/>
             <wp:docPr id="3" name="Picture 3"/>
@@ -3557,7 +3587,7 @@
         </w:rPr>
         <w:lastRenderedPageBreak/>
         <w:drawing>
-          <wp:inline distT="0" distB="0" distL="0" distR="0" wp14:anchorId="0AB8C199" wp14:editId="6CE7BE21">
+          <wp:inline distT="0" distB="0" distL="0" distR="0" wp14:anchorId="65B26C91" wp14:editId="08FBD2D7">
             <wp:extent cx="5486400" cy="2499360"/>
             <wp:effectExtent l="0" t="0" r="0" b="0"/>
             <wp:docPr id="13" name="Picture 13"/>
@@ -3656,7 +3686,7 @@
           <w:noProof/>
         </w:rPr>
         <w:drawing>
-          <wp:inline distT="0" distB="0" distL="0" distR="0" wp14:anchorId="1175F6FF" wp14:editId="7591439D">
+          <wp:inline distT="0" distB="0" distL="0" distR="0" wp14:anchorId="3FD4459E" wp14:editId="4D7F8B20">
             <wp:extent cx="5486400" cy="2441575"/>
             <wp:effectExtent l="0" t="0" r="0" b="0"/>
             <wp:docPr id="14" name="Picture 14"/>
@@ -3714,7 +3744,7 @@
         </w:rPr>
         <w:lastRenderedPageBreak/>
         <w:drawing>
-          <wp:inline distT="0" distB="0" distL="0" distR="0" wp14:anchorId="60DBD9F7" wp14:editId="6D45C35A">
+          <wp:inline distT="0" distB="0" distL="0" distR="0" wp14:anchorId="31092477" wp14:editId="46C8BAE7">
             <wp:extent cx="5486400" cy="2466975"/>
             <wp:effectExtent l="0" t="0" r="0" b="9525"/>
             <wp:docPr id="15" name="Picture 15"/>
@@ -5233,7 +5263,7 @@
         </w:rPr>
         <w:lastRenderedPageBreak/>
         <w:drawing>
-          <wp:inline distT="0" distB="0" distL="0" distR="0" wp14:anchorId="28643FBE" wp14:editId="28EE332B">
+          <wp:inline distT="0" distB="0" distL="0" distR="0" wp14:anchorId="1DB7094F" wp14:editId="11ECE9ED">
             <wp:extent cx="5669280" cy="2853815"/>
             <wp:effectExtent l="0" t="0" r="0" b="0"/>
             <wp:docPr id="5" name="Picture 5"/>
@@ -5304,7 +5334,7 @@
           <w:noProof/>
         </w:rPr>
         <w:drawing>
-          <wp:inline distT="0" distB="0" distL="0" distR="0" wp14:anchorId="552DB59D" wp14:editId="559D1C54">
+          <wp:inline distT="0" distB="0" distL="0" distR="0" wp14:anchorId="48D6F4DA" wp14:editId="797C1B2B">
             <wp:extent cx="4389120" cy="4320877"/>
             <wp:effectExtent l="0" t="0" r="0" b="0"/>
             <wp:docPr id="6" name="Picture 6"/>
@@ -5376,7 +5406,7 @@
         </w:rPr>
         <w:lastRenderedPageBreak/>
         <w:drawing>
-          <wp:inline distT="0" distB="0" distL="0" distR="0" wp14:anchorId="0754A99F" wp14:editId="55FBE9D7">
+          <wp:inline distT="0" distB="0" distL="0" distR="0" wp14:anchorId="292B47DE" wp14:editId="7C70E43D">
             <wp:extent cx="5303520" cy="3066489"/>
             <wp:effectExtent l="0" t="0" r="0" b="0"/>
             <wp:docPr id="7" name="Picture 7"/>
@@ -5461,7 +5491,30 @@
         <w:t xml:space="preserve"> tj. tokom provere nad ekspertskim pitanjima iz EduQG dataseta</w:t>
       </w:r>
       <w:r>
-        <w:t xml:space="preserve"> uočeno je da lanac provere često označava pitanja kao neodređena ne zato što su loša, nego zato što mu je dat premali kontekst. U prvobitnoj verziji se tačnost proveravala samo u odnosu na jedan citat iz materijala, što je za mnoga pitanja premalo. Provera je izmenjena tako da koristi širi kontekst, odnosno tekst cele sekcije ili nastavnog objekta uz citat. Posle te izmene, na lekciji Procesi je udeo potvrđenih pitanja porastao sa 38,9 na 54,4 procenta, dakle za petnaest procentnih poena, bez ikakve promene u samim pitanjima. To pokazuje da se deo ranije označenih pitanja nije zaista loš, nego je proveri jednostavno nedostajao kontekst.</w:t>
+        <w:t xml:space="preserve"> uočeno je da lanac provere često označava pitanja kao neodređena ne zato što su loša, nego zato što mu je dat premali kontekst. U prvobitnoj verziji se tačnost proveravala samo u odnosu na jedan citat iz materijala, što je za mnoga pitanja premalo. Provera je izmenjena tako da koristi širi kontekst, odnosno</w:t>
+      </w:r>
+      <w:r>
+        <w:t xml:space="preserve"> sam</w:t>
+      </w:r>
+      <w:r>
+        <w:t xml:space="preserve"> </w:t>
+      </w:r>
+      <w:r>
+        <w:rPr>
+          <w:i/>
+          <w:iCs/>
+        </w:rPr>
+        <w:t>learning</w:t>
+      </w:r>
+      <w:r>
+        <w:rPr>
+          <w:i/>
+          <w:iCs/>
+        </w:rPr>
+        <w:t xml:space="preserve"> object</w:t>
+      </w:r>
+      <w:r>
+        <w:t xml:space="preserve"> uz citat. Posle te izmene, na lekciji Procesi je udeo potvrđenih pitanja porastao sa 38,9 na 54,4 procenta, dakle za petnaest procentnih poena, bez ikakve promene u samim pitanjima. To pokazuje da se deo ranije označenih pitanja nije zaista loš, nego je proveri jednostavno nedostajao kontekst.</w:t>
       </w:r>
       <w:r>
         <w:t xml:space="preserve"> Ovu promenu ne bismo napravili da nismo uvideli grešku u evaluacionom procesu koju su otkrila pitanja koja su napravili eksperti</w:t>
@@ -5480,7 +5533,7 @@
         </w:rPr>
         <w:lastRenderedPageBreak/>
         <w:drawing>
-          <wp:inline distT="0" distB="0" distL="0" distR="0" wp14:anchorId="3C46B5F9" wp14:editId="7FBFD543">
+          <wp:inline distT="0" distB="0" distL="0" distR="0" wp14:anchorId="11F0FB23" wp14:editId="64DF34AC">
             <wp:extent cx="5486400" cy="2957195"/>
             <wp:effectExtent l="0" t="0" r="0" b="0"/>
             <wp:docPr id="17" name="Picture 17"/>
@@ -5613,7 +5666,14 @@
                 <w:b/>
                 <w:sz w:val="20"/>
               </w:rPr>
-              <w:t>Udeo označenih (niže je bolje)</w:t>
+              <w:t>Vrednost</w:t>
+            </w:r>
+            <w:r>
+              <w:rPr>
+                <w:b/>
+                <w:sz w:val="20"/>
+              </w:rPr>
+              <w:t xml:space="preserve"> </w:t>
             </w:r>
           </w:p>
         </w:tc>
@@ -5647,7 +5707,19 @@
               <w:rPr>
                 <w:sz w:val="20"/>
               </w:rPr>
-              <w:t>0,0%</w:t>
+              <w:t>6</w:t>
+            </w:r>
+            <w:r>
+              <w:rPr>
+                <w:sz w:val="20"/>
+              </w:rPr>
+              <w:t>,</w:t>
+            </w:r>
+            <w:r>
+              <w:rPr>
+                <w:sz w:val="20"/>
+              </w:rPr>
+              <w:t>5</w:t>
             </w:r>
           </w:p>
         </w:tc>
@@ -5665,7 +5737,7 @@
               <w:rPr>
                 <w:sz w:val="20"/>
               </w:rPr>
-              <w:t>Rešivost (p &lt; 0,5)</w:t>
+              <w:t xml:space="preserve">Rešivost </w:t>
             </w:r>
           </w:p>
         </w:tc>
@@ -5681,7 +5753,7 @@
               <w:rPr>
                 <w:sz w:val="20"/>
               </w:rPr>
-              <w:t>4,7% (prosečno p = 0,94)</w:t>
+              <w:t>p = 0,94</w:t>
             </w:r>
           </w:p>
         </w:tc>
@@ -5699,7 +5771,7 @@
               <w:rPr>
                 <w:sz w:val="20"/>
               </w:rPr>
-              <w:t>Gramatička ujednačenost (tačan je odudara)</w:t>
+              <w:t xml:space="preserve">Gramatička ujednačenost </w:t>
             </w:r>
           </w:p>
         </w:tc>
@@ -5733,7 +5805,7 @@
               <w:rPr>
                 <w:sz w:val="20"/>
               </w:rPr>
-              <w:t>Uverljivost distraktora (ispod 2,5)</w:t>
+              <w:t xml:space="preserve">Uverljivost distraktora </w:t>
             </w:r>
           </w:p>
         </w:tc>
@@ -5749,7 +5821,7 @@
               <w:rPr>
                 <w:sz w:val="20"/>
               </w:rPr>
-              <w:t>0,7% (prosek 3,92 od 5)</w:t>
+              <w:t>3,92 od 5</w:t>
             </w:r>
           </w:p>
         </w:tc>
@@ -5801,7 +5873,7 @@
               <w:rPr>
                 <w:sz w:val="20"/>
               </w:rPr>
-              <w:t>Lanac provere (nije potvrđeno)</w:t>
+              <w:t xml:space="preserve">Lanac provere </w:t>
             </w:r>
           </w:p>
         </w:tc>
@@ -5832,7 +5904,7 @@
           <w:i/>
           <w:sz w:val="20"/>
         </w:rPr>
-        <w:t>Tabela 4. Udeo stručnjačkih pitanja koje je svaka provera označila (specifičnost).</w:t>
+        <w:t>Tabela 4. Udeo stručnjačkih pitanja koje je svaka provera označila.</w:t>
       </w:r>
     </w:p>
     <w:p>
@@ -5847,7 +5919,821 @@
         <w:t>konfigurisane</w:t>
       </w:r>
       <w:r>
-        <w:t xml:space="preserve"> provere, jer propušta dobra pitanja i hvata loša. Provere zasnovane na pravilima, gramatici i uverljivosti takođe su dobro podešene. Sa druge strane, lanac provere je previše strog, jer je označio 42,3 procenta stručnjačkih pitanja. Davanjem šireg konteksta taj udeo pada na 35,6 procenata, što potvrđuje da je deo problema upravo u nedostatku konteksta, ali pokazuje i da je provera po prirodi stroga za pitanja koja se oslanjaju na predznanje. Provera dvosmislenosti je pokazala umerenu strogost, sa 24,8 procenata, pri čemu je pregled primera pokazao da se delom radi o stvarno kontekstualno zavisnim pitanjima, a delom o lažnim uzbunama.</w:t>
+        <w:t xml:space="preserve"> provere, jer propušta dobra pitanja i hvata loša. Provere zasnovane na pravilima, gramatici i uverljivosti takođe su dobro podešene. Sa druge strane, lanac provere je previše strog, jer je označio </w:t>
+      </w:r>
+      <w:r>
+        <w:t>35</w:t>
+      </w:r>
+      <w:r>
+        <w:t>,</w:t>
+      </w:r>
+      <w:r>
+        <w:t>6</w:t>
+      </w:r>
+      <w:r>
+        <w:t xml:space="preserve"> procenta stručnjačkih pitanja</w:t>
+      </w:r>
+      <w:r>
+        <w:t xml:space="preserve">, </w:t>
+      </w:r>
+      <w:r>
+        <w:t>to</w:t>
+      </w:r>
+      <w:r>
+        <w:t xml:space="preserve"> pokazuje da je provera po prirodi stroga za pitanja koja se oslanjaju na predznanje. Provera dvosmislenosti je pokazala umerenu strogost, sa 24,8 procenata, pri čemu je pregled primera pokazao da se delom radi o stvarno kontekstualno zavisnim pitanjima, a delom o lažnim uzbunama.</w:t>
+      </w:r>
+    </w:p>
+    <w:p>
+      <w:pPr>
+        <w:pStyle w:val="Heading2"/>
+      </w:pPr>
+      <w:r>
+        <w:rPr>
+          <w:rFonts w:ascii="Times New Roman" w:hAnsi="Times New Roman"/>
+          <w:color w:val="000000"/>
+        </w:rPr>
+        <w:t>4.6. Direktno poređenje kvaliteta naših i ekspertskih pitanja</w:t>
+      </w:r>
+    </w:p>
+    <w:p>
+      <w:pPr>
+        <w:jc w:val="both"/>
+      </w:pPr>
+      <w:r>
+        <w:t>Pored kalibracije, isti sloj provera omogućava i direktno poređenje. Za svaku meru koja postoji i za naša i za ekspertska pitanja možemo videti kako se naša generisana pitanja drže naspram pitanja koja su pisali stručnjaci. Sve mere su računate istim modelom (Claude Haiku 4.5) i, gde je to bitno, istim pristupom, jer lanac provere koristi širi kontekst na obe strane. Tabela 5 daje pregled po lekcijama i za ekspertska pitanja.</w:t>
+      </w:r>
+    </w:p>
+    <w:tbl>
+      <w:tblPr>
+        <w:tblStyle w:val="TableGrid"/>
+        <w:tblW w:w="0" w:type="auto"/>
+        <w:jc w:val="center"/>
+        <w:tblLook w:val="04A0" w:firstRow="1" w:lastRow="0" w:firstColumn="1" w:lastColumn="0" w:noHBand="0" w:noVBand="1"/>
+      </w:tblPr>
+      <w:tblGrid>
+        <w:gridCol w:w="1728"/>
+        <w:gridCol w:w="1728"/>
+        <w:gridCol w:w="1728"/>
+        <w:gridCol w:w="1728"/>
+        <w:gridCol w:w="1728"/>
+      </w:tblGrid>
+      <w:tr>
+        <w:trPr>
+          <w:jc w:val="center"/>
+        </w:trPr>
+        <w:tc>
+          <w:tcPr>
+            <w:tcW w:w="1728" w:type="dxa"/>
+          </w:tcPr>
+          <w:p>
+            <w:pPr>
+              <w:jc w:val="center"/>
+            </w:pPr>
+            <w:r>
+              <w:rPr>
+                <w:b/>
+                <w:sz w:val="20"/>
+              </w:rPr>
+              <w:t>Mera</w:t>
+            </w:r>
+          </w:p>
+        </w:tc>
+        <w:tc>
+          <w:tcPr>
+            <w:tcW w:w="1728" w:type="dxa"/>
+          </w:tcPr>
+          <w:p>
+            <w:pPr>
+              <w:jc w:val="center"/>
+            </w:pPr>
+            <w:r>
+              <w:rPr>
+                <w:b/>
+                <w:sz w:val="20"/>
+              </w:rPr>
+              <w:t>Procesi</w:t>
+            </w:r>
+          </w:p>
+        </w:tc>
+        <w:tc>
+          <w:tcPr>
+            <w:tcW w:w="1728" w:type="dxa"/>
+          </w:tcPr>
+          <w:p>
+            <w:pPr>
+              <w:jc w:val="center"/>
+            </w:pPr>
+            <w:r>
+              <w:rPr>
+                <w:b/>
+                <w:sz w:val="20"/>
+              </w:rPr>
+              <w:t>Niti</w:t>
+            </w:r>
+          </w:p>
+        </w:tc>
+        <w:tc>
+          <w:tcPr>
+            <w:tcW w:w="1728" w:type="dxa"/>
+          </w:tcPr>
+          <w:p>
+            <w:pPr>
+              <w:jc w:val="center"/>
+            </w:pPr>
+            <w:r>
+              <w:rPr>
+                <w:b/>
+                <w:sz w:val="20"/>
+              </w:rPr>
+              <w:t>Konkurentnost</w:t>
+            </w:r>
+          </w:p>
+        </w:tc>
+        <w:tc>
+          <w:tcPr>
+            <w:tcW w:w="1728" w:type="dxa"/>
+          </w:tcPr>
+          <w:p>
+            <w:pPr>
+              <w:jc w:val="center"/>
+            </w:pPr>
+            <w:r>
+              <w:rPr>
+                <w:b/>
+                <w:sz w:val="20"/>
+              </w:rPr>
+              <w:t>Ekspertska</w:t>
+            </w:r>
+          </w:p>
+        </w:tc>
+      </w:tr>
+      <w:tr>
+        <w:trPr>
+          <w:jc w:val="center"/>
+        </w:trPr>
+        <w:tc>
+          <w:tcPr>
+            <w:tcW w:w="1728" w:type="dxa"/>
+          </w:tcPr>
+          <w:p>
+            <w:r>
+              <w:rPr>
+                <w:sz w:val="20"/>
+              </w:rPr>
+              <w:t>Rešivost (mean p)</w:t>
+            </w:r>
+          </w:p>
+        </w:tc>
+        <w:tc>
+          <w:tcPr>
+            <w:tcW w:w="1728" w:type="dxa"/>
+          </w:tcPr>
+          <w:p>
+            <w:pPr>
+              <w:jc w:val="center"/>
+            </w:pPr>
+            <w:r>
+              <w:rPr>
+                <w:sz w:val="20"/>
+              </w:rPr>
+              <w:t>0,90</w:t>
+            </w:r>
+          </w:p>
+        </w:tc>
+        <w:tc>
+          <w:tcPr>
+            <w:tcW w:w="1728" w:type="dxa"/>
+          </w:tcPr>
+          <w:p>
+            <w:pPr>
+              <w:jc w:val="center"/>
+            </w:pPr>
+            <w:r>
+              <w:rPr>
+                <w:sz w:val="20"/>
+              </w:rPr>
+              <w:t>0,95</w:t>
+            </w:r>
+          </w:p>
+        </w:tc>
+        <w:tc>
+          <w:tcPr>
+            <w:tcW w:w="1728" w:type="dxa"/>
+          </w:tcPr>
+          <w:p>
+            <w:pPr>
+              <w:jc w:val="center"/>
+            </w:pPr>
+            <w:r>
+              <w:rPr>
+                <w:sz w:val="20"/>
+              </w:rPr>
+              <w:t>0,91</w:t>
+            </w:r>
+          </w:p>
+        </w:tc>
+        <w:tc>
+          <w:tcPr>
+            <w:tcW w:w="1728" w:type="dxa"/>
+          </w:tcPr>
+          <w:p>
+            <w:pPr>
+              <w:jc w:val="center"/>
+            </w:pPr>
+            <w:r>
+              <w:rPr>
+                <w:sz w:val="20"/>
+              </w:rPr>
+              <w:t>0,94</w:t>
+            </w:r>
+          </w:p>
+        </w:tc>
+      </w:tr>
+      <w:tr>
+        <w:trPr>
+          <w:jc w:val="center"/>
+        </w:trPr>
+        <w:tc>
+          <w:tcPr>
+            <w:tcW w:w="1728" w:type="dxa"/>
+          </w:tcPr>
+          <w:p>
+            <w:r>
+              <w:rPr>
+                <w:sz w:val="20"/>
+              </w:rPr>
+              <w:t xml:space="preserve">Rešivost iz teksta </w:t>
+            </w:r>
+          </w:p>
+        </w:tc>
+        <w:tc>
+          <w:tcPr>
+            <w:tcW w:w="1728" w:type="dxa"/>
+          </w:tcPr>
+          <w:p>
+            <w:pPr>
+              <w:jc w:val="center"/>
+            </w:pPr>
+            <w:r>
+              <w:rPr>
+                <w:sz w:val="20"/>
+              </w:rPr>
+              <w:t>50%</w:t>
+            </w:r>
+          </w:p>
+        </w:tc>
+        <w:tc>
+          <w:tcPr>
+            <w:tcW w:w="1728" w:type="dxa"/>
+          </w:tcPr>
+          <w:p>
+            <w:pPr>
+              <w:jc w:val="center"/>
+            </w:pPr>
+            <w:r>
+              <w:rPr>
+                <w:sz w:val="20"/>
+              </w:rPr>
+              <w:t>69%</w:t>
+            </w:r>
+          </w:p>
+        </w:tc>
+        <w:tc>
+          <w:tcPr>
+            <w:tcW w:w="1728" w:type="dxa"/>
+          </w:tcPr>
+          <w:p>
+            <w:pPr>
+              <w:jc w:val="center"/>
+            </w:pPr>
+            <w:r>
+              <w:rPr>
+                <w:sz w:val="20"/>
+              </w:rPr>
+              <w:t>64,2%</w:t>
+            </w:r>
+          </w:p>
+        </w:tc>
+        <w:tc>
+          <w:tcPr>
+            <w:tcW w:w="1728" w:type="dxa"/>
+          </w:tcPr>
+          <w:p>
+            <w:pPr>
+              <w:jc w:val="center"/>
+            </w:pPr>
+            <w:r>
+              <w:rPr>
+                <w:sz w:val="20"/>
+              </w:rPr>
+              <w:t>45,3%</w:t>
+            </w:r>
+          </w:p>
+        </w:tc>
+      </w:tr>
+      <w:tr>
+        <w:trPr>
+          <w:jc w:val="center"/>
+        </w:trPr>
+        <w:tc>
+          <w:tcPr>
+            <w:tcW w:w="1728" w:type="dxa"/>
+          </w:tcPr>
+          <w:p>
+            <w:r>
+              <w:rPr>
+                <w:sz w:val="20"/>
+              </w:rPr>
+              <w:t>Lanac provere potvrđeno</w:t>
+            </w:r>
+          </w:p>
+        </w:tc>
+        <w:tc>
+          <w:tcPr>
+            <w:tcW w:w="1728" w:type="dxa"/>
+          </w:tcPr>
+          <w:p>
+            <w:pPr>
+              <w:jc w:val="center"/>
+            </w:pPr>
+            <w:r>
+              <w:rPr>
+                <w:sz w:val="20"/>
+              </w:rPr>
+              <w:t>54,4%</w:t>
+            </w:r>
+          </w:p>
+        </w:tc>
+        <w:tc>
+          <w:tcPr>
+            <w:tcW w:w="1728" w:type="dxa"/>
+          </w:tcPr>
+          <w:p>
+            <w:pPr>
+              <w:jc w:val="center"/>
+            </w:pPr>
+            <w:r>
+              <w:rPr>
+                <w:sz w:val="20"/>
+              </w:rPr>
+              <w:t>67,6%</w:t>
+            </w:r>
+          </w:p>
+        </w:tc>
+        <w:tc>
+          <w:tcPr>
+            <w:tcW w:w="1728" w:type="dxa"/>
+          </w:tcPr>
+          <w:p>
+            <w:pPr>
+              <w:jc w:val="center"/>
+            </w:pPr>
+            <w:r>
+              <w:rPr>
+                <w:sz w:val="20"/>
+              </w:rPr>
+              <w:t>64,2%</w:t>
+            </w:r>
+          </w:p>
+        </w:tc>
+        <w:tc>
+          <w:tcPr>
+            <w:tcW w:w="1728" w:type="dxa"/>
+          </w:tcPr>
+          <w:p>
+            <w:pPr>
+              <w:jc w:val="center"/>
+            </w:pPr>
+            <w:r>
+              <w:rPr>
+                <w:sz w:val="20"/>
+              </w:rPr>
+              <w:t>64,7%</w:t>
+            </w:r>
+          </w:p>
+        </w:tc>
+      </w:tr>
+      <w:tr>
+        <w:trPr>
+          <w:jc w:val="center"/>
+        </w:trPr>
+        <w:tc>
+          <w:tcPr>
+            <w:tcW w:w="1728" w:type="dxa"/>
+          </w:tcPr>
+          <w:p>
+            <w:r>
+              <w:rPr>
+                <w:sz w:val="20"/>
+              </w:rPr>
+              <w:t>Uverljivost distraktora</w:t>
+            </w:r>
+          </w:p>
+        </w:tc>
+        <w:tc>
+          <w:tcPr>
+            <w:tcW w:w="1728" w:type="dxa"/>
+          </w:tcPr>
+          <w:p>
+            <w:pPr>
+              <w:jc w:val="center"/>
+            </w:pPr>
+            <w:r>
+              <w:rPr>
+                <w:sz w:val="20"/>
+              </w:rPr>
+              <w:t>3,69</w:t>
+            </w:r>
+          </w:p>
+        </w:tc>
+        <w:tc>
+          <w:tcPr>
+            <w:tcW w:w="1728" w:type="dxa"/>
+          </w:tcPr>
+          <w:p>
+            <w:pPr>
+              <w:jc w:val="center"/>
+            </w:pPr>
+            <w:r>
+              <w:rPr>
+                <w:sz w:val="20"/>
+              </w:rPr>
+              <w:t>3,58</w:t>
+            </w:r>
+          </w:p>
+        </w:tc>
+        <w:tc>
+          <w:tcPr>
+            <w:tcW w:w="1728" w:type="dxa"/>
+          </w:tcPr>
+          <w:p>
+            <w:pPr>
+              <w:jc w:val="center"/>
+            </w:pPr>
+            <w:r>
+              <w:rPr>
+                <w:sz w:val="20"/>
+              </w:rPr>
+              <w:t>3,51</w:t>
+            </w:r>
+          </w:p>
+        </w:tc>
+        <w:tc>
+          <w:tcPr>
+            <w:tcW w:w="1728" w:type="dxa"/>
+          </w:tcPr>
+          <w:p>
+            <w:pPr>
+              <w:jc w:val="center"/>
+            </w:pPr>
+            <w:r>
+              <w:rPr>
+                <w:sz w:val="20"/>
+              </w:rPr>
+              <w:t>3,92</w:t>
+            </w:r>
+          </w:p>
+        </w:tc>
+      </w:tr>
+      <w:tr>
+        <w:trPr>
+          <w:jc w:val="center"/>
+        </w:trPr>
+        <w:tc>
+          <w:tcPr>
+            <w:tcW w:w="1728" w:type="dxa"/>
+          </w:tcPr>
+          <w:p>
+            <w:r>
+              <w:rPr>
+                <w:sz w:val="20"/>
+              </w:rPr>
+              <w:t>Dvosmislenost</w:t>
+            </w:r>
+          </w:p>
+        </w:tc>
+        <w:tc>
+          <w:tcPr>
+            <w:tcW w:w="1728" w:type="dxa"/>
+          </w:tcPr>
+          <w:p>
+            <w:pPr>
+              <w:jc w:val="center"/>
+            </w:pPr>
+            <w:r>
+              <w:rPr>
+                <w:sz w:val="20"/>
+              </w:rPr>
+              <w:t>4,4%</w:t>
+            </w:r>
+          </w:p>
+        </w:tc>
+        <w:tc>
+          <w:tcPr>
+            <w:tcW w:w="1728" w:type="dxa"/>
+          </w:tcPr>
+          <w:p>
+            <w:pPr>
+              <w:jc w:val="center"/>
+            </w:pPr>
+            <w:r>
+              <w:rPr>
+                <w:sz w:val="20"/>
+              </w:rPr>
+              <w:t>7,0%</w:t>
+            </w:r>
+          </w:p>
+        </w:tc>
+        <w:tc>
+          <w:tcPr>
+            <w:tcW w:w="1728" w:type="dxa"/>
+          </w:tcPr>
+          <w:p>
+            <w:pPr>
+              <w:jc w:val="center"/>
+            </w:pPr>
+            <w:r>
+              <w:rPr>
+                <w:sz w:val="20"/>
+              </w:rPr>
+              <w:t>3,2%</w:t>
+            </w:r>
+          </w:p>
+        </w:tc>
+        <w:tc>
+          <w:tcPr>
+            <w:tcW w:w="1728" w:type="dxa"/>
+          </w:tcPr>
+          <w:p>
+            <w:pPr>
+              <w:jc w:val="center"/>
+            </w:pPr>
+            <w:r>
+              <w:rPr>
+                <w:sz w:val="20"/>
+              </w:rPr>
+              <w:t>24,7%</w:t>
+            </w:r>
+          </w:p>
+        </w:tc>
+      </w:tr>
+      <w:tr>
+        <w:trPr>
+          <w:jc w:val="center"/>
+        </w:trPr>
+        <w:tc>
+          <w:tcPr>
+            <w:tcW w:w="1728" w:type="dxa"/>
+          </w:tcPr>
+          <w:p>
+            <w:r>
+              <w:rPr>
+                <w:sz w:val="20"/>
+              </w:rPr>
+              <w:t>Gramatički trag</w:t>
+            </w:r>
+          </w:p>
+        </w:tc>
+        <w:tc>
+          <w:tcPr>
+            <w:tcW w:w="1728" w:type="dxa"/>
+          </w:tcPr>
+          <w:p>
+            <w:pPr>
+              <w:jc w:val="center"/>
+            </w:pPr>
+            <w:r>
+              <w:rPr>
+                <w:sz w:val="20"/>
+              </w:rPr>
+              <w:t>3,3%</w:t>
+            </w:r>
+          </w:p>
+        </w:tc>
+        <w:tc>
+          <w:tcPr>
+            <w:tcW w:w="1728" w:type="dxa"/>
+          </w:tcPr>
+          <w:p>
+            <w:pPr>
+              <w:jc w:val="center"/>
+            </w:pPr>
+            <w:r>
+              <w:rPr>
+                <w:sz w:val="20"/>
+              </w:rPr>
+              <w:t>4,2%</w:t>
+            </w:r>
+          </w:p>
+        </w:tc>
+        <w:tc>
+          <w:tcPr>
+            <w:tcW w:w="1728" w:type="dxa"/>
+          </w:tcPr>
+          <w:p>
+            <w:pPr>
+              <w:jc w:val="center"/>
+            </w:pPr>
+            <w:r>
+              <w:rPr>
+                <w:sz w:val="20"/>
+              </w:rPr>
+              <w:t>6,3%</w:t>
+            </w:r>
+          </w:p>
+        </w:tc>
+        <w:tc>
+          <w:tcPr>
+            <w:tcW w:w="1728" w:type="dxa"/>
+          </w:tcPr>
+          <w:p>
+            <w:pPr>
+              <w:jc w:val="center"/>
+            </w:pPr>
+            <w:r>
+              <w:rPr>
+                <w:sz w:val="20"/>
+              </w:rPr>
+              <w:t>4,7%</w:t>
+            </w:r>
+          </w:p>
+        </w:tc>
+      </w:tr>
+      <w:tr>
+        <w:trPr>
+          <w:jc w:val="center"/>
+        </w:trPr>
+        <w:tc>
+          <w:tcPr>
+            <w:tcW w:w="1728" w:type="dxa"/>
+          </w:tcPr>
+          <w:p>
+            <w:r>
+              <w:rPr>
+                <w:sz w:val="20"/>
+              </w:rPr>
+              <w:t xml:space="preserve">Haladyna ocena </w:t>
+            </w:r>
+          </w:p>
+        </w:tc>
+        <w:tc>
+          <w:tcPr>
+            <w:tcW w:w="1728" w:type="dxa"/>
+          </w:tcPr>
+          <w:p>
+            <w:pPr>
+              <w:jc w:val="center"/>
+            </w:pPr>
+            <w:r>
+              <w:rPr>
+                <w:sz w:val="20"/>
+              </w:rPr>
+              <w:t>95,4</w:t>
+            </w:r>
+          </w:p>
+        </w:tc>
+        <w:tc>
+          <w:tcPr>
+            <w:tcW w:w="1728" w:type="dxa"/>
+          </w:tcPr>
+          <w:p>
+            <w:pPr>
+              <w:jc w:val="center"/>
+            </w:pPr>
+            <w:r>
+              <w:rPr>
+                <w:sz w:val="20"/>
+              </w:rPr>
+              <w:t>95,4</w:t>
+            </w:r>
+          </w:p>
+        </w:tc>
+        <w:tc>
+          <w:tcPr>
+            <w:tcW w:w="1728" w:type="dxa"/>
+          </w:tcPr>
+          <w:p>
+            <w:pPr>
+              <w:jc w:val="center"/>
+            </w:pPr>
+            <w:r>
+              <w:rPr>
+                <w:sz w:val="20"/>
+              </w:rPr>
+              <w:t>95,9</w:t>
+            </w:r>
+          </w:p>
+        </w:tc>
+        <w:tc>
+          <w:tcPr>
+            <w:tcW w:w="1728" w:type="dxa"/>
+          </w:tcPr>
+          <w:p>
+            <w:pPr>
+              <w:jc w:val="center"/>
+            </w:pPr>
+            <w:r>
+              <w:rPr>
+                <w:sz w:val="20"/>
+              </w:rPr>
+              <w:t>93,5</w:t>
+            </w:r>
+          </w:p>
+        </w:tc>
+      </w:tr>
+      <w:tr>
+        <w:trPr>
+          <w:jc w:val="center"/>
+        </w:trPr>
+        <w:tc>
+          <w:tcPr>
+            <w:tcW w:w="1728" w:type="dxa"/>
+          </w:tcPr>
+          <w:p>
+            <w:r>
+              <w:rPr>
+                <w:sz w:val="20"/>
+              </w:rPr>
+              <w:t xml:space="preserve">Čitljivost </w:t>
+            </w:r>
+          </w:p>
+        </w:tc>
+        <w:tc>
+          <w:tcPr>
+            <w:tcW w:w="1728" w:type="dxa"/>
+          </w:tcPr>
+          <w:p>
+            <w:pPr>
+              <w:jc w:val="center"/>
+            </w:pPr>
+            <w:r>
+              <w:rPr>
+                <w:sz w:val="20"/>
+              </w:rPr>
+              <w:t>19,1</w:t>
+            </w:r>
+          </w:p>
+        </w:tc>
+        <w:tc>
+          <w:tcPr>
+            <w:tcW w:w="1728" w:type="dxa"/>
+          </w:tcPr>
+          <w:p>
+            <w:pPr>
+              <w:jc w:val="center"/>
+            </w:pPr>
+            <w:r>
+              <w:rPr>
+                <w:sz w:val="20"/>
+              </w:rPr>
+              <w:t>16,4</w:t>
+            </w:r>
+          </w:p>
+        </w:tc>
+        <w:tc>
+          <w:tcPr>
+            <w:tcW w:w="1728" w:type="dxa"/>
+          </w:tcPr>
+          <w:p>
+            <w:pPr>
+              <w:jc w:val="center"/>
+            </w:pPr>
+            <w:r>
+              <w:rPr>
+                <w:sz w:val="20"/>
+              </w:rPr>
+              <w:t>21,3</w:t>
+            </w:r>
+          </w:p>
+        </w:tc>
+        <w:tc>
+          <w:tcPr>
+            <w:tcW w:w="1728" w:type="dxa"/>
+          </w:tcPr>
+          <w:p>
+            <w:pPr>
+              <w:jc w:val="center"/>
+            </w:pPr>
+            <w:r>
+              <w:rPr>
+                <w:sz w:val="20"/>
+              </w:rPr>
+              <w:t>10,3</w:t>
+            </w:r>
+          </w:p>
+        </w:tc>
+      </w:tr>
+    </w:tbl>
+    <w:p>
+      <w:pPr>
+        <w:jc w:val="center"/>
+      </w:pPr>
+      <w:r>
+        <w:rPr>
+          <w:i/>
+          <w:sz w:val="20"/>
+        </w:rPr>
+        <w:t>Tabela 5. Direktno poređenje mera kvaliteta: naše tri lekcije i ekspertska EduQG pitanja.</w:t>
       </w:r>
     </w:p>
     <w:p>
@@ -5858,11 +6744,12 @@
         <w:rPr>
           <w:noProof/>
         </w:rPr>
+        <w:lastRenderedPageBreak/>
         <w:drawing>
-          <wp:inline distT="0" distB="0" distL="0" distR="0" wp14:anchorId="7D657A4D" wp14:editId="3911CBB1">
-            <wp:extent cx="5486400" cy="2308225"/>
+          <wp:inline distT="0" distB="0" distL="0" distR="0" wp14:anchorId="24779F0B" wp14:editId="1C1D3E31">
+            <wp:extent cx="5486400" cy="2997835"/>
             <wp:effectExtent l="0" t="0" r="0" b="0"/>
-            <wp:docPr id="18" name="Picture 18"/>
+            <wp:docPr id="19" name="Picture 19"/>
             <wp:cNvGraphicFramePr>
               <a:graphicFrameLocks xmlns:a="http://schemas.openxmlformats.org/drawingml/2006/main" noChangeAspect="1"/>
             </wp:cNvGraphicFramePr>
@@ -5882,891 +6769,6 @@
                   <pic:spPr>
                     <a:xfrm>
                       <a:off x="0" y="0"/>
-                      <a:ext cx="5486400" cy="2308225"/>
-                    </a:xfrm>
-                    <a:prstGeom prst="rect">
-                      <a:avLst/>
-                    </a:prstGeom>
-                  </pic:spPr>
-                </pic:pic>
-              </a:graphicData>
-            </a:graphic>
-          </wp:inline>
-        </w:drawing>
-      </w:r>
-    </w:p>
-    <w:p>
-      <w:pPr>
-        <w:jc w:val="center"/>
-      </w:pPr>
-      <w:r>
-        <w:rPr>
-          <w:i/>
-          <w:sz w:val="20"/>
-        </w:rPr>
-        <w:t>Slika 11. Kalibracija provera na skupu EduQG. Levo je udeo stručnjačkih pitanja koje svaka provera označi (niže je bolje), desno je udeo uhvaćenih namerno pokvarenih pitanja (više je bolje).</w:t>
-      </w:r>
-    </w:p>
-    <w:p>
-      <w:pPr>
-        <w:jc w:val="both"/>
-      </w:pPr>
-      <w:r>
-        <w:t xml:space="preserve">Pored toga, na istom uzorku je upoređeno generisanje distraktora sa stručnjačkim. </w:t>
-      </w:r>
-      <w:r>
-        <w:t>Za svako EduQG pitanje postoje 3 ekspertska (</w:t>
-      </w:r>
-      <w:r>
-        <w:rPr>
-          <w:i/>
-          <w:iCs/>
-        </w:rPr>
-        <w:t>gold</w:t>
-      </w:r>
-      <w:r>
-        <w:t xml:space="preserve">) distraktora. Naš sistem za isto pitanje generiše </w:t>
-      </w:r>
-      <w:r>
-        <w:t>naša</w:t>
-      </w:r>
-      <w:r>
-        <w:t xml:space="preserve"> 3 distraktora. Onda se poredi koliko se naših poklapa sa ekspertskim:</w:t>
-      </w:r>
-      <w:r>
-        <w:t xml:space="preserve"> Leksičko poklapanje sa stručnjačkim distraktorima je očekivano nisko, oko 12 procenata za tačno poklapanje i oko 19,5 procenata za delimično, jer postoji mnogo validnih distraktora koji se međusobno razlikuju. </w:t>
-      </w:r>
-      <w:r>
-        <w:t xml:space="preserve">Niska obnova nije loša stvar, za skoro svako pitanje postoji mnogo validnih distraktora, pa naš sistem legitimno smišlja drugačije, ali i </w:t>
-      </w:r>
-      <w:r>
-        <w:lastRenderedPageBreak/>
-        <w:t>dalje dobre distraktore od onih koje su stručnjaci slučajno izabrali. To je čisto leksička mera preklapanja (koliko „pogodimo" baš njihov izbor reči), a ne mera kvaliteta.</w:t>
-      </w:r>
-    </w:p>
-    <w:p>
-      <w:pPr>
-        <w:jc w:val="both"/>
-      </w:pPr>
-      <w:r>
-        <w:t>Zato je leva slika važnija: uverljivost (4,07 naši vs 3,95 ekspertski) pokazuje da su naši distraktori po kvalitetu na nivou ekspertskih, iako se leksički razlikuju</w:t>
-      </w:r>
-      <w:r>
-        <w:t>.</w:t>
-      </w:r>
-      <w:r>
-        <w:t xml:space="preserve"> </w:t>
-      </w:r>
-    </w:p>
-    <w:p>
-      <w:pPr>
-        <w:jc w:val="center"/>
-      </w:pPr>
-      <w:r>
-        <w:rPr>
-          <w:noProof/>
-        </w:rPr>
-        <w:drawing>
-          <wp:inline distT="0" distB="0" distL="0" distR="0" wp14:anchorId="7AC0188B" wp14:editId="367A8522">
-            <wp:extent cx="5120640" cy="2234146"/>
-            <wp:effectExtent l="0" t="0" r="0" b="0"/>
-            <wp:docPr id="10" name="Picture 10"/>
-            <wp:cNvGraphicFramePr>
-              <a:graphicFrameLocks xmlns:a="http://schemas.openxmlformats.org/drawingml/2006/main" noChangeAspect="1"/>
-            </wp:cNvGraphicFramePr>
-            <a:graphic xmlns:a="http://schemas.openxmlformats.org/drawingml/2006/main">
-              <a:graphicData uri="http://schemas.openxmlformats.org/drawingml/2006/picture">
-                <pic:pic xmlns:pic="http://schemas.openxmlformats.org/drawingml/2006/picture">
-                  <pic:nvPicPr>
-                    <pic:cNvPr id="0" name="fig6_eduqg_distractors.png"/>
-                    <pic:cNvPicPr/>
-                  </pic:nvPicPr>
-                  <pic:blipFill>
-                    <a:blip r:embed="rId17"/>
-                    <a:stretch>
-                      <a:fillRect/>
-                    </a:stretch>
-                  </pic:blipFill>
-                  <pic:spPr>
-                    <a:xfrm>
-                      <a:off x="0" y="0"/>
-                      <a:ext cx="5120640" cy="2234146"/>
-                    </a:xfrm>
-                    <a:prstGeom prst="rect">
-                      <a:avLst/>
-                    </a:prstGeom>
-                  </pic:spPr>
-                </pic:pic>
-              </a:graphicData>
-            </a:graphic>
-          </wp:inline>
-        </w:drawing>
-      </w:r>
-    </w:p>
-    <w:p>
-      <w:pPr>
-        <w:jc w:val="center"/>
-      </w:pPr>
-      <w:r>
-        <w:rPr>
-          <w:i/>
-          <w:sz w:val="20"/>
-        </w:rPr>
-        <w:t>Slika 12. Poređenje distraktora sa stručnjačkim. Levo je prosečna uverljivost, desno udeo obnovljenih stručnjačkih distraktora.</w:t>
-      </w:r>
-    </w:p>
-    <w:p>
-      <w:pPr>
-        <w:jc w:val="both"/>
-      </w:pPr>
-      <w:r>
-        <w:t>Pregled je otkrio da sistem u oko 11 procenata slučajeva napravi distraktor koji je zapravo parafraza ili preuređenje tačnog odgovora, a da ga provera uverljivosti pri tom ne kažnjava. Taj nalaz je iskorišćen za dve konkretne ispravke: u prompt za distraktore dodato je izričito pravilo da distraktor ne sme biti parafraza tačnog odgovora, a u mehanizam za pravila dodata je deterministička provera koja označava distraktor čiji je skup reči istovetan tačnom odgovoru. Time je spoljni referentni skup poslužio i kao alat za otkrivanje skrivene mane i kao osnova za njeno otklanjanje.</w:t>
-      </w:r>
-    </w:p>
-    <w:p>
-      <w:pPr>
-        <w:pStyle w:val="Heading2"/>
-      </w:pPr>
-      <w:r>
-        <w:rPr>
-          <w:rFonts w:ascii="Times New Roman" w:hAnsi="Times New Roman"/>
-          <w:color w:val="000000"/>
-        </w:rPr>
-        <w:t>4.6. Direktno poređenje kvaliteta naših i ekspertskih pitanja</w:t>
-      </w:r>
-    </w:p>
-    <w:p>
-      <w:pPr>
-        <w:jc w:val="both"/>
-      </w:pPr>
-      <w:r>
-        <w:t>Pored kalibracije, isti sloj provera omogućava i direktno poređenje. Za svaku meru koja postoji i za naša i za ekspertska pitanja možemo videti kako se naša generisana pitanja drže naspram pitanja koja su pisali stručnjaci. Sve mere su računate istim modelom (Claude Haiku 4.5) i, gde je to bitno, istim pristupom, jer lanac provere koristi širi kontekst na obe strane. Tabela 5 daje pregled po lekcijama i za ekspertska pitanja.</w:t>
-      </w:r>
-    </w:p>
-    <w:tbl>
-      <w:tblPr>
-        <w:tblStyle w:val="TableGrid"/>
-        <w:tblW w:w="0" w:type="auto"/>
-        <w:jc w:val="center"/>
-        <w:tblLook w:val="04A0" w:firstRow="1" w:lastRow="0" w:firstColumn="1" w:lastColumn="0" w:noHBand="0" w:noVBand="1"/>
-      </w:tblPr>
-      <w:tblGrid>
-        <w:gridCol w:w="1728"/>
-        <w:gridCol w:w="1728"/>
-        <w:gridCol w:w="1728"/>
-        <w:gridCol w:w="1728"/>
-        <w:gridCol w:w="1728"/>
-      </w:tblGrid>
-      <w:tr>
-        <w:trPr>
-          <w:jc w:val="center"/>
-        </w:trPr>
-        <w:tc>
-          <w:tcPr>
-            <w:tcW w:w="1728" w:type="dxa"/>
-          </w:tcPr>
-          <w:p>
-            <w:pPr>
-              <w:jc w:val="center"/>
-            </w:pPr>
-            <w:r>
-              <w:rPr>
-                <w:b/>
-                <w:sz w:val="20"/>
-              </w:rPr>
-              <w:t>Mera</w:t>
-            </w:r>
-          </w:p>
-        </w:tc>
-        <w:tc>
-          <w:tcPr>
-            <w:tcW w:w="1728" w:type="dxa"/>
-          </w:tcPr>
-          <w:p>
-            <w:pPr>
-              <w:jc w:val="center"/>
-            </w:pPr>
-            <w:r>
-              <w:rPr>
-                <w:b/>
-                <w:sz w:val="20"/>
-              </w:rPr>
-              <w:t>Procesi</w:t>
-            </w:r>
-          </w:p>
-        </w:tc>
-        <w:tc>
-          <w:tcPr>
-            <w:tcW w:w="1728" w:type="dxa"/>
-          </w:tcPr>
-          <w:p>
-            <w:pPr>
-              <w:jc w:val="center"/>
-            </w:pPr>
-            <w:r>
-              <w:rPr>
-                <w:b/>
-                <w:sz w:val="20"/>
-              </w:rPr>
-              <w:t>Niti</w:t>
-            </w:r>
-          </w:p>
-        </w:tc>
-        <w:tc>
-          <w:tcPr>
-            <w:tcW w:w="1728" w:type="dxa"/>
-          </w:tcPr>
-          <w:p>
-            <w:pPr>
-              <w:jc w:val="center"/>
-            </w:pPr>
-            <w:r>
-              <w:rPr>
-                <w:b/>
-                <w:sz w:val="20"/>
-              </w:rPr>
-              <w:t>Konkurentnost</w:t>
-            </w:r>
-          </w:p>
-        </w:tc>
-        <w:tc>
-          <w:tcPr>
-            <w:tcW w:w="1728" w:type="dxa"/>
-          </w:tcPr>
-          <w:p>
-            <w:pPr>
-              <w:jc w:val="center"/>
-            </w:pPr>
-            <w:r>
-              <w:rPr>
-                <w:b/>
-                <w:sz w:val="20"/>
-              </w:rPr>
-              <w:t>Ekspertska</w:t>
-            </w:r>
-          </w:p>
-        </w:tc>
-      </w:tr>
-      <w:tr>
-        <w:trPr>
-          <w:jc w:val="center"/>
-        </w:trPr>
-        <w:tc>
-          <w:tcPr>
-            <w:tcW w:w="1728" w:type="dxa"/>
-          </w:tcPr>
-          <w:p>
-            <w:r>
-              <w:rPr>
-                <w:sz w:val="20"/>
-              </w:rPr>
-              <w:lastRenderedPageBreak/>
-              <w:t>Rešivost (mean p)</w:t>
-            </w:r>
-          </w:p>
-        </w:tc>
-        <w:tc>
-          <w:tcPr>
-            <w:tcW w:w="1728" w:type="dxa"/>
-          </w:tcPr>
-          <w:p>
-            <w:pPr>
-              <w:jc w:val="center"/>
-            </w:pPr>
-            <w:r>
-              <w:rPr>
-                <w:sz w:val="20"/>
-              </w:rPr>
-              <w:t>0,90</w:t>
-            </w:r>
-          </w:p>
-        </w:tc>
-        <w:tc>
-          <w:tcPr>
-            <w:tcW w:w="1728" w:type="dxa"/>
-          </w:tcPr>
-          <w:p>
-            <w:pPr>
-              <w:jc w:val="center"/>
-            </w:pPr>
-            <w:r>
-              <w:rPr>
-                <w:sz w:val="20"/>
-              </w:rPr>
-              <w:t>0,95</w:t>
-            </w:r>
-          </w:p>
-        </w:tc>
-        <w:tc>
-          <w:tcPr>
-            <w:tcW w:w="1728" w:type="dxa"/>
-          </w:tcPr>
-          <w:p>
-            <w:pPr>
-              <w:jc w:val="center"/>
-            </w:pPr>
-            <w:r>
-              <w:rPr>
-                <w:sz w:val="20"/>
-              </w:rPr>
-              <w:t>0,91</w:t>
-            </w:r>
-          </w:p>
-        </w:tc>
-        <w:tc>
-          <w:tcPr>
-            <w:tcW w:w="1728" w:type="dxa"/>
-          </w:tcPr>
-          <w:p>
-            <w:pPr>
-              <w:jc w:val="center"/>
-            </w:pPr>
-            <w:r>
-              <w:rPr>
-                <w:sz w:val="20"/>
-              </w:rPr>
-              <w:t>0,94</w:t>
-            </w:r>
-          </w:p>
-        </w:tc>
-      </w:tr>
-      <w:tr>
-        <w:trPr>
-          <w:jc w:val="center"/>
-        </w:trPr>
-        <w:tc>
-          <w:tcPr>
-            <w:tcW w:w="1728" w:type="dxa"/>
-          </w:tcPr>
-          <w:p>
-            <w:r>
-              <w:rPr>
-                <w:sz w:val="20"/>
-              </w:rPr>
-              <w:t>Lanac provere potvrđeno</w:t>
-            </w:r>
-          </w:p>
-        </w:tc>
-        <w:tc>
-          <w:tcPr>
-            <w:tcW w:w="1728" w:type="dxa"/>
-          </w:tcPr>
-          <w:p>
-            <w:pPr>
-              <w:jc w:val="center"/>
-            </w:pPr>
-            <w:r>
-              <w:rPr>
-                <w:sz w:val="20"/>
-              </w:rPr>
-              <w:t>54,4%</w:t>
-            </w:r>
-          </w:p>
-        </w:tc>
-        <w:tc>
-          <w:tcPr>
-            <w:tcW w:w="1728" w:type="dxa"/>
-          </w:tcPr>
-          <w:p>
-            <w:pPr>
-              <w:jc w:val="center"/>
-            </w:pPr>
-            <w:r>
-              <w:rPr>
-                <w:sz w:val="20"/>
-              </w:rPr>
-              <w:t>67,6%</w:t>
-            </w:r>
-          </w:p>
-        </w:tc>
-        <w:tc>
-          <w:tcPr>
-            <w:tcW w:w="1728" w:type="dxa"/>
-          </w:tcPr>
-          <w:p>
-            <w:pPr>
-              <w:jc w:val="center"/>
-            </w:pPr>
-            <w:r>
-              <w:rPr>
-                <w:sz w:val="20"/>
-              </w:rPr>
-              <w:t>64,2%</w:t>
-            </w:r>
-          </w:p>
-        </w:tc>
-        <w:tc>
-          <w:tcPr>
-            <w:tcW w:w="1728" w:type="dxa"/>
-          </w:tcPr>
-          <w:p>
-            <w:pPr>
-              <w:jc w:val="center"/>
-            </w:pPr>
-            <w:r>
-              <w:rPr>
-                <w:sz w:val="20"/>
-              </w:rPr>
-              <w:t>64,7%</w:t>
-            </w:r>
-          </w:p>
-        </w:tc>
-      </w:tr>
-      <w:tr>
-        <w:trPr>
-          <w:jc w:val="center"/>
-        </w:trPr>
-        <w:tc>
-          <w:tcPr>
-            <w:tcW w:w="1728" w:type="dxa"/>
-          </w:tcPr>
-          <w:p>
-            <w:r>
-              <w:rPr>
-                <w:sz w:val="20"/>
-              </w:rPr>
-              <w:t>Uverljivost distraktora</w:t>
-            </w:r>
-          </w:p>
-        </w:tc>
-        <w:tc>
-          <w:tcPr>
-            <w:tcW w:w="1728" w:type="dxa"/>
-          </w:tcPr>
-          <w:p>
-            <w:pPr>
-              <w:jc w:val="center"/>
-            </w:pPr>
-            <w:r>
-              <w:rPr>
-                <w:sz w:val="20"/>
-              </w:rPr>
-              <w:t>3,69</w:t>
-            </w:r>
-          </w:p>
-        </w:tc>
-        <w:tc>
-          <w:tcPr>
-            <w:tcW w:w="1728" w:type="dxa"/>
-          </w:tcPr>
-          <w:p>
-            <w:pPr>
-              <w:jc w:val="center"/>
-            </w:pPr>
-            <w:r>
-              <w:rPr>
-                <w:sz w:val="20"/>
-              </w:rPr>
-              <w:t>3,58</w:t>
-            </w:r>
-          </w:p>
-        </w:tc>
-        <w:tc>
-          <w:tcPr>
-            <w:tcW w:w="1728" w:type="dxa"/>
-          </w:tcPr>
-          <w:p>
-            <w:pPr>
-              <w:jc w:val="center"/>
-            </w:pPr>
-            <w:r>
-              <w:rPr>
-                <w:sz w:val="20"/>
-              </w:rPr>
-              <w:t>3,51</w:t>
-            </w:r>
-          </w:p>
-        </w:tc>
-        <w:tc>
-          <w:tcPr>
-            <w:tcW w:w="1728" w:type="dxa"/>
-          </w:tcPr>
-          <w:p>
-            <w:pPr>
-              <w:jc w:val="center"/>
-            </w:pPr>
-            <w:r>
-              <w:rPr>
-                <w:sz w:val="20"/>
-              </w:rPr>
-              <w:t>3,92</w:t>
-            </w:r>
-          </w:p>
-        </w:tc>
-      </w:tr>
-      <w:tr>
-        <w:trPr>
-          <w:jc w:val="center"/>
-        </w:trPr>
-        <w:tc>
-          <w:tcPr>
-            <w:tcW w:w="1728" w:type="dxa"/>
-          </w:tcPr>
-          <w:p>
-            <w:r>
-              <w:rPr>
-                <w:sz w:val="20"/>
-              </w:rPr>
-              <w:t>Dvosmislenost</w:t>
-            </w:r>
-          </w:p>
-        </w:tc>
-        <w:tc>
-          <w:tcPr>
-            <w:tcW w:w="1728" w:type="dxa"/>
-          </w:tcPr>
-          <w:p>
-            <w:pPr>
-              <w:jc w:val="center"/>
-            </w:pPr>
-            <w:r>
-              <w:rPr>
-                <w:sz w:val="20"/>
-              </w:rPr>
-              <w:t>4,4%</w:t>
-            </w:r>
-          </w:p>
-        </w:tc>
-        <w:tc>
-          <w:tcPr>
-            <w:tcW w:w="1728" w:type="dxa"/>
-          </w:tcPr>
-          <w:p>
-            <w:pPr>
-              <w:jc w:val="center"/>
-            </w:pPr>
-            <w:r>
-              <w:rPr>
-                <w:sz w:val="20"/>
-              </w:rPr>
-              <w:t>7,0%</w:t>
-            </w:r>
-          </w:p>
-        </w:tc>
-        <w:tc>
-          <w:tcPr>
-            <w:tcW w:w="1728" w:type="dxa"/>
-          </w:tcPr>
-          <w:p>
-            <w:pPr>
-              <w:jc w:val="center"/>
-            </w:pPr>
-            <w:r>
-              <w:rPr>
-                <w:sz w:val="20"/>
-              </w:rPr>
-              <w:t>3,2%</w:t>
-            </w:r>
-          </w:p>
-        </w:tc>
-        <w:tc>
-          <w:tcPr>
-            <w:tcW w:w="1728" w:type="dxa"/>
-          </w:tcPr>
-          <w:p>
-            <w:pPr>
-              <w:jc w:val="center"/>
-            </w:pPr>
-            <w:r>
-              <w:rPr>
-                <w:sz w:val="20"/>
-              </w:rPr>
-              <w:t>24,7%</w:t>
-            </w:r>
-          </w:p>
-        </w:tc>
-      </w:tr>
-      <w:tr>
-        <w:trPr>
-          <w:jc w:val="center"/>
-        </w:trPr>
-        <w:tc>
-          <w:tcPr>
-            <w:tcW w:w="1728" w:type="dxa"/>
-          </w:tcPr>
-          <w:p>
-            <w:r>
-              <w:rPr>
-                <w:sz w:val="20"/>
-              </w:rPr>
-              <w:t>Gramatički trag</w:t>
-            </w:r>
-          </w:p>
-        </w:tc>
-        <w:tc>
-          <w:tcPr>
-            <w:tcW w:w="1728" w:type="dxa"/>
-          </w:tcPr>
-          <w:p>
-            <w:pPr>
-              <w:jc w:val="center"/>
-            </w:pPr>
-            <w:r>
-              <w:rPr>
-                <w:sz w:val="20"/>
-              </w:rPr>
-              <w:t>3,3%</w:t>
-            </w:r>
-          </w:p>
-        </w:tc>
-        <w:tc>
-          <w:tcPr>
-            <w:tcW w:w="1728" w:type="dxa"/>
-          </w:tcPr>
-          <w:p>
-            <w:pPr>
-              <w:jc w:val="center"/>
-            </w:pPr>
-            <w:r>
-              <w:rPr>
-                <w:sz w:val="20"/>
-              </w:rPr>
-              <w:t>4,2%</w:t>
-            </w:r>
-          </w:p>
-        </w:tc>
-        <w:tc>
-          <w:tcPr>
-            <w:tcW w:w="1728" w:type="dxa"/>
-          </w:tcPr>
-          <w:p>
-            <w:pPr>
-              <w:jc w:val="center"/>
-            </w:pPr>
-            <w:r>
-              <w:rPr>
-                <w:sz w:val="20"/>
-              </w:rPr>
-              <w:t>6,3%</w:t>
-            </w:r>
-          </w:p>
-        </w:tc>
-        <w:tc>
-          <w:tcPr>
-            <w:tcW w:w="1728" w:type="dxa"/>
-          </w:tcPr>
-          <w:p>
-            <w:pPr>
-              <w:jc w:val="center"/>
-            </w:pPr>
-            <w:r>
-              <w:rPr>
-                <w:sz w:val="20"/>
-              </w:rPr>
-              <w:t>4,7%</w:t>
-            </w:r>
-          </w:p>
-        </w:tc>
-      </w:tr>
-      <w:tr>
-        <w:trPr>
-          <w:jc w:val="center"/>
-        </w:trPr>
-        <w:tc>
-          <w:tcPr>
-            <w:tcW w:w="1728" w:type="dxa"/>
-          </w:tcPr>
-          <w:p>
-            <w:r>
-              <w:rPr>
-                <w:sz w:val="20"/>
-              </w:rPr>
-              <w:t>Haladyna ocena (/100)</w:t>
-            </w:r>
-          </w:p>
-        </w:tc>
-        <w:tc>
-          <w:tcPr>
-            <w:tcW w:w="1728" w:type="dxa"/>
-          </w:tcPr>
-          <w:p>
-            <w:pPr>
-              <w:jc w:val="center"/>
-            </w:pPr>
-            <w:r>
-              <w:rPr>
-                <w:sz w:val="20"/>
-              </w:rPr>
-              <w:t>95,4</w:t>
-            </w:r>
-          </w:p>
-        </w:tc>
-        <w:tc>
-          <w:tcPr>
-            <w:tcW w:w="1728" w:type="dxa"/>
-          </w:tcPr>
-          <w:p>
-            <w:pPr>
-              <w:jc w:val="center"/>
-            </w:pPr>
-            <w:r>
-              <w:rPr>
-                <w:sz w:val="20"/>
-              </w:rPr>
-              <w:t>95,4</w:t>
-            </w:r>
-          </w:p>
-        </w:tc>
-        <w:tc>
-          <w:tcPr>
-            <w:tcW w:w="1728" w:type="dxa"/>
-          </w:tcPr>
-          <w:p>
-            <w:pPr>
-              <w:jc w:val="center"/>
-            </w:pPr>
-            <w:r>
-              <w:rPr>
-                <w:sz w:val="20"/>
-              </w:rPr>
-              <w:t>95,9</w:t>
-            </w:r>
-          </w:p>
-        </w:tc>
-        <w:tc>
-          <w:tcPr>
-            <w:tcW w:w="1728" w:type="dxa"/>
-          </w:tcPr>
-          <w:p>
-            <w:pPr>
-              <w:jc w:val="center"/>
-            </w:pPr>
-            <w:r>
-              <w:rPr>
-                <w:sz w:val="20"/>
-              </w:rPr>
-              <w:t>93,5</w:t>
-            </w:r>
-          </w:p>
-        </w:tc>
-      </w:tr>
-      <w:tr>
-        <w:trPr>
-          <w:jc w:val="center"/>
-        </w:trPr>
-        <w:tc>
-          <w:tcPr>
-            <w:tcW w:w="1728" w:type="dxa"/>
-          </w:tcPr>
-          <w:p>
-            <w:r>
-              <w:rPr>
-                <w:sz w:val="20"/>
-              </w:rPr>
-              <w:t>Čitljivost (FK razred)</w:t>
-            </w:r>
-          </w:p>
-        </w:tc>
-        <w:tc>
-          <w:tcPr>
-            <w:tcW w:w="1728" w:type="dxa"/>
-          </w:tcPr>
-          <w:p>
-            <w:pPr>
-              <w:jc w:val="center"/>
-            </w:pPr>
-            <w:r>
-              <w:rPr>
-                <w:sz w:val="20"/>
-              </w:rPr>
-              <w:t>19,1</w:t>
-            </w:r>
-          </w:p>
-        </w:tc>
-        <w:tc>
-          <w:tcPr>
-            <w:tcW w:w="1728" w:type="dxa"/>
-          </w:tcPr>
-          <w:p>
-            <w:pPr>
-              <w:jc w:val="center"/>
-            </w:pPr>
-            <w:r>
-              <w:rPr>
-                <w:sz w:val="20"/>
-              </w:rPr>
-              <w:t>16,4</w:t>
-            </w:r>
-          </w:p>
-        </w:tc>
-        <w:tc>
-          <w:tcPr>
-            <w:tcW w:w="1728" w:type="dxa"/>
-          </w:tcPr>
-          <w:p>
-            <w:pPr>
-              <w:jc w:val="center"/>
-            </w:pPr>
-            <w:r>
-              <w:rPr>
-                <w:sz w:val="20"/>
-              </w:rPr>
-              <w:t>21,3</w:t>
-            </w:r>
-          </w:p>
-        </w:tc>
-        <w:tc>
-          <w:tcPr>
-            <w:tcW w:w="1728" w:type="dxa"/>
-          </w:tcPr>
-          <w:p>
-            <w:pPr>
-              <w:jc w:val="center"/>
-            </w:pPr>
-            <w:r>
-              <w:rPr>
-                <w:sz w:val="20"/>
-              </w:rPr>
-              <w:t>10,3</w:t>
-            </w:r>
-          </w:p>
-        </w:tc>
-      </w:tr>
-    </w:tbl>
-    <w:p>
-      <w:pPr>
-        <w:jc w:val="center"/>
-      </w:pPr>
-      <w:r>
-        <w:rPr>
-          <w:i/>
-          <w:sz w:val="20"/>
-        </w:rPr>
-        <w:t>Tabela 5. Direktno poređenje mera kvaliteta: naše tri lekcije i ekspertska EduQG pitanja.</w:t>
-      </w:r>
-    </w:p>
-    <w:p>
-      <w:pPr>
-        <w:jc w:val="center"/>
-      </w:pPr>
-      <w:r>
-        <w:rPr>
-          <w:noProof/>
-        </w:rPr>
-        <w:drawing>
-          <wp:inline distT="0" distB="0" distL="0" distR="0" wp14:anchorId="15522DEA" wp14:editId="0CB82534">
-            <wp:extent cx="5486400" cy="2997835"/>
-            <wp:effectExtent l="0" t="0" r="0" b="0"/>
-            <wp:docPr id="19" name="Picture 19"/>
-            <wp:cNvGraphicFramePr>
-              <a:graphicFrameLocks xmlns:a="http://schemas.openxmlformats.org/drawingml/2006/main" noChangeAspect="1"/>
-            </wp:cNvGraphicFramePr>
-            <a:graphic xmlns:a="http://schemas.openxmlformats.org/drawingml/2006/main">
-              <a:graphicData uri="http://schemas.openxmlformats.org/drawingml/2006/picture">
-                <pic:pic xmlns:pic="http://schemas.openxmlformats.org/drawingml/2006/picture">
-                  <pic:nvPicPr>
-                    <pic:cNvPr id="1" name=""/>
-                    <pic:cNvPicPr/>
-                  </pic:nvPicPr>
-                  <pic:blipFill>
-                    <a:blip r:embed="rId18"/>
-                    <a:stretch>
-                      <a:fillRect/>
-                    </a:stretch>
-                  </pic:blipFill>
-                  <pic:spPr>
-                    <a:xfrm>
-                      <a:off x="0" y="0"/>
                       <a:ext cx="5486400" cy="2997835"/>
                     </a:xfrm>
                     <a:prstGeom prst="rect">
@@ -6789,7 +6791,21 @@
           <w:i/>
           <w:sz w:val="20"/>
         </w:rPr>
-        <w:t>Slika 13. Kvalitet naših pitanja (prosek tri lekcije) naspram ekspertskih, po metrici. Vrednosti su normalizovane tako da je kod svih mera viša vrednost bolja.</w:t>
+        <w:t>Slika 1</w:t>
+      </w:r>
+      <w:r>
+        <w:rPr>
+          <w:i/>
+          <w:sz w:val="20"/>
+        </w:rPr>
+        <w:t>1</w:t>
+      </w:r>
+      <w:r>
+        <w:rPr>
+          <w:i/>
+          <w:sz w:val="20"/>
+        </w:rPr>
+        <w:t>. Kvalitet naših pitanja (prosek tri lekcije) naspram ekspertskih, po metrici. Vrednosti su normalizovane tako da je kod svih mera viša vrednost bolja.</w:t>
       </w:r>
     </w:p>
     <w:p>
@@ -6797,19 +6813,19 @@
         <w:jc w:val="both"/>
       </w:pPr>
       <w:r>
-        <w:t xml:space="preserve">Po rešivosti su naša i ekspertska pitanja praktično izjednačena, sa prosečnim koeficijentom oko 0,9 na obe strane, što znači da su podjednako rešiva slepom solveru. Po lancu provere naša pitanja su na nivou ekspertskih, a na lekcijama Niti i Konkurentnost čak i nešto iznad. Po gramatičkoj ujednačenosti i Haladyna pravilima </w:t>
+        <w:t>Po rešivosti su naša i ekspertska pitanja praktično izjednačena, sa prosečnim koeficijentom oko 0,9 na obe strane, što znači da su podjednako rešiva slepom solveru. Slično, po rešivosti iz samog teksta pitanja, koja proverava da li pitanje nosi glavnu misao i bez ponuđenih opcija, naša pitanja su čak nešto bolja, sa 50 do 69 procenata naspram 45,3 procenta kod ekspertskih, što je očekivano jer su ekspertska EduQG pitanja često kontekstualno zavisna, pa se ređe mogu rešiti bez gledanja u opcije. Po lancu provere naša pitanja su na nivou ekspertskih, a na lekcijama Niti i Konkurentnost čak i nešto iznad. Po gramatičkoj ujednačenosti i Haladyna pravilima razlike su zanemarljive, pri čemu su naša pitanja po Haladyna oceni neznatno bolja, što je očekivano jer su ta pravila ugrađena u sam prompt za generisanje.</w:t>
+      </w:r>
+    </w:p>
+    <w:p>
+      <w:pPr>
+        <w:jc w:val="both"/>
+      </w:pPr>
+      <w:r>
+        <w:t xml:space="preserve">Dve mere zaslužuju oprez. Prvo, po uverljivosti distraktora ekspertska pitanja su nešto bolja (3,92 naspram 3,5 do 3,7), što potvrđuje da su distraktori i dalje najteži deo i glavni prostor za napredak. Drugo, po dvosmislenosti naša pitanja deluju znatno bolja, sa svega nekoliko procenata naspram skoro 25 procenata kod ekspertskih, ali to ne treba čitati kao da su naša pitanja jasnija od stručnjačkih. Razlog je u tome što su EduQG pitanja na engleskom i često kontekstualno zavisna, pa ih naš detektor dvosmislenosti, podešen na drugačiji stil, češće označi. Slično, čitljivost se računa formulom vezanom za engleski </w:t>
       </w:r>
       <w:r>
         <w:lastRenderedPageBreak/>
-        <w:t>razlike su zanemarljive, pri čemu su naša pitanja po Haladyna oceni neznatno bolja, što je očekivano jer su ta pravila ugrađena u sam prompt za generisanje.</w:t>
-      </w:r>
-    </w:p>
-    <w:p>
-      <w:pPr>
-        <w:jc w:val="both"/>
-      </w:pPr>
-      <w:r>
-        <w:t>Dve mere zaslužuju oprez. Prvo, po uverljivosti distraktora ekspertska pitanja su nešto bolja (3,92 naspram 3,5 do 3,7), što potvrđuje da su distraktori i dalje najteži deo i glavni prostor za napredak. Drugo, po dvosmislenosti naša pitanja deluju znatno bolja, sa svega nekoliko procenata naspram skoro 25 procenata kod ekspertskih, ali to ne treba čitati kao da su naša pitanja jasnija od stručnjačkih. Razlog je u tome što su EduQG pitanja na engleskom i često kontekstualno zavisna, pa ih naš detektor dvosmislenosti, podešen na drugačiji stil, češće označi. Slično, čitljivost se računa formulom vezanom za engleski jezik, pa veći broj kod naših pitanja delom potiče od dužih srpskih reči, a ne nužno od teže formulacije.</w:t>
+        <w:t>jezik, pa veći broj kod naših pitanja delom potiče od dužih srpskih reči, a ne nužno od teže formulacije.</w:t>
       </w:r>
     </w:p>
     <w:p>
@@ -6854,85 +6870,29 @@
         <w:t xml:space="preserve">Glavno ograničenje je veličina studije slučaja, koja obuhvata jedan kurs i tri lekcije, pa brojke daju jasan smer, ali ne i uske intervale poverenja. Drugo ograničenje je to što su rezultati za lokalni i globalni model snimljeni </w:t>
       </w:r>
       <w:r>
-        <w:t xml:space="preserve">izvedeni na pitanjima koja su generisana i lokalno i globalno, bilo bi idelano da merimo lokalna pitanja i sa lokalnom i haiku </w:t>
-      </w:r>
-      <w:r>
-        <w:lastRenderedPageBreak/>
-        <w:t>evaluacijom i onda da merimo haiku pitanja sa lokalnom i haiku evaluacijom, ali iz finansijskih razloga API poziva je odradjeno 2 kombinacije, sve lokalno i sve globalno, bez mešanja.</w:t>
+        <w:t xml:space="preserve">izvedeni na pitanjima koja su generisana i lokalno i globalno, bilo bi idelano da merimo lokalna pitanja i sa lokalnom i haiku evaluacijom i onda da merimo haiku pitanja sa lokalnom i haiku evaluacijom, ali iz finansijskih razloga API poziva </w:t>
+      </w:r>
+      <w:r>
+        <w:t>su</w:t>
+      </w:r>
+      <w:r>
+        <w:t xml:space="preserve"> odra</w:t>
+      </w:r>
+      <w:r>
+        <w:t>đe</w:t>
+      </w:r>
+      <w:r>
+        <w:t>n</w:t>
+      </w:r>
+      <w:r>
+        <w:t>e</w:t>
+      </w:r>
+      <w:r>
+        <w:t xml:space="preserve"> 2 kombinacije, sve lokalno i sve globalno, bez mešanja.</w:t>
       </w:r>
       <w:r>
         <w:t xml:space="preserve"> Treće, spoljni skup EduQG je na engleskom jeziku i iz drugih oblasti, dok je studija slučaja na srpskom i iz oblasti operativnih sistema, pa brojke o generisanju treba čitati u tom svetlu. Uprkos tome, glavni nalaz je jasan i dosledan: sistem sa slojem za kontrolu kvaliteta i jačim modelom daje pitanja koja su merljivo bolja od polazne verzije.</w:t>
       </w:r>
-    </w:p>
-    <w:p>
-      <w:pPr>
-        <w:jc w:val="both"/>
-      </w:pPr>
-    </w:p>
-    <w:p>
-      <w:pPr>
-        <w:jc w:val="both"/>
-      </w:pPr>
-    </w:p>
-    <w:p>
-      <w:pPr>
-        <w:jc w:val="both"/>
-      </w:pPr>
-    </w:p>
-    <w:p>
-      <w:pPr>
-        <w:jc w:val="both"/>
-      </w:pPr>
-    </w:p>
-    <w:p>
-      <w:pPr>
-        <w:jc w:val="both"/>
-      </w:pPr>
-    </w:p>
-    <w:p>
-      <w:pPr>
-        <w:jc w:val="both"/>
-      </w:pPr>
-    </w:p>
-    <w:p>
-      <w:pPr>
-        <w:jc w:val="both"/>
-      </w:pPr>
-    </w:p>
-    <w:p>
-      <w:pPr>
-        <w:jc w:val="both"/>
-      </w:pPr>
-    </w:p>
-    <w:p>
-      <w:pPr>
-        <w:jc w:val="both"/>
-      </w:pPr>
-    </w:p>
-    <w:p>
-      <w:pPr>
-        <w:jc w:val="both"/>
-      </w:pPr>
-    </w:p>
-    <w:p>
-      <w:pPr>
-        <w:jc w:val="both"/>
-      </w:pPr>
-    </w:p>
-    <w:p>
-      <w:pPr>
-        <w:jc w:val="both"/>
-      </w:pPr>
-    </w:p>
-    <w:p>
-      <w:pPr>
-        <w:jc w:val="both"/>
-      </w:pPr>
-    </w:p>
-    <w:p>
-      <w:pPr>
-        <w:jc w:val="both"/>
-      </w:pPr>
     </w:p>
     <w:p>
       <w:pPr>
@@ -7544,13 +7504,7 @@
           <w:bCs/>
         </w:rPr>
         <w:lastRenderedPageBreak/>
-        <w:t>[25] Downing, S.M., 2005. The effects of violating standard item writing principles on tests and students. Advances in he</w:t>
-      </w:r>
-      <w:r>
-        <w:rPr>
-          <w:bCs/>
-        </w:rPr>
-        <w:t>alth sciences education, 10(2), pp. 133-143.</w:t>
+        <w:t>[25] Downing, S.M., 2005. The effects of violating standard item writing principles on tests and students. Advances in health sciences education, 10(2), pp. 133-143.</w:t>
       </w:r>
     </w:p>
     <w:p>
@@ -7576,13 +7530,7 @@
         <w:rPr>
           <w:bCs/>
         </w:rPr>
-        <w:t xml:space="preserve">[27] Hadifar, A., Bitew, S.K., Deleu, J., Develder, C. and Demeester, </w:t>
-      </w:r>
-      <w:r>
-        <w:rPr>
-          <w:bCs/>
-        </w:rPr>
-        <w:t>T., 2023. EduQG: A multi-format multiple-choice dataset for the educational domain. IEEE Access, 11, pp. 20885-20896.</w:t>
+        <w:t>[27] Hadifar, A., Bitew, S.K., Deleu, J., Develder, C. and Demeester, T., 2023. EduQG: A multi-format multiple-choice dataset for the educational domain. IEEE Access, 11, pp. 20885-20896.</w:t>
       </w:r>
     </w:p>
     <w:sectPr>

--- a/Project/Paper/MasterRad.docx
+++ b/Project/Paper/MasterRad.docx
@@ -1,6 +1,6 @@
 
 <file path=word/document.xml><?xml version="1.0" encoding="utf-8"?>
-<w:document xmlns:wpc="http://schemas.microsoft.com/office/word/2010/wordprocessingCanvas" xmlns:cx="http://schemas.microsoft.com/office/drawing/2014/chartex" xmlns:cx1="http://schemas.microsoft.com/office/drawing/2015/9/8/chartex" xmlns:cx2="http://schemas.microsoft.com/office/drawing/2015/10/21/chartex" xmlns:cx3="http://schemas.microsoft.com/office/drawing/2016/5/9/chartex" xmlns:cx4="http://schemas.microsoft.com/office/drawing/2016/5/10/chartex" xmlns:cx5="http://schemas.microsoft.com/office/drawing/2016/5/11/chartex" xmlns:cx6="http://schemas.microsoft.com/office/drawing/2016/5/12/chartex" xmlns:cx7="http://schemas.microsoft.com/office/drawing/2016/5/13/chartex" xmlns:cx8="http://schemas.microsoft.com/office/drawing/2016/5/14/chartex" xmlns:mc="http://schemas.openxmlformats.org/markup-compatibility/2006" xmlns:aink="http://schemas.microsoft.com/office/drawing/2016/ink" xmlns:am3d="http://schemas.microsoft.com/office/drawing/2017/model3d" xmlns:o="urn:schemas-microsoft-com:office:office" xmlns:r="http://schemas.openxmlformats.org/officeDocument/2006/relationships" xmlns:m="http://schemas.openxmlformats.org/officeDocument/2006/math" xmlns:v="urn:schemas-microsoft-com:vml" xmlns:wp14="http://schemas.microsoft.com/office/word/2010/wordprocessingDrawing" xmlns:wp="http://schemas.openxmlformats.org/drawingml/2006/wordprocessingDrawing" xmlns:w10="urn:schemas-microsoft-com:office:word" xmlns:w="http://schemas.openxmlformats.org/wordprocessingml/2006/main" xmlns:w14="http://schemas.microsoft.com/office/word/2010/wordml" xmlns:w15="http://schemas.microsoft.com/office/word/2012/wordml" xmlns:w16cex="http://schemas.microsoft.com/office/word/2018/wordml/cex" xmlns:w16cid="http://schemas.microsoft.com/office/word/2016/wordml/cid" xmlns:w16="http://schemas.microsoft.com/office/word/2018/wordml" xmlns:w16sdtdh="http://schemas.microsoft.com/office/word/2020/wordml/sdtdatahash" xmlns:w16se="http://schemas.microsoft.com/office/word/2015/wordml/symex" xmlns:wpg="http://schemas.microsoft.com/office/word/2010/wordprocessingGroup" xmlns:wpi="http://schemas.microsoft.com/office/word/2010/wordprocessingInk" xmlns:wne="http://schemas.microsoft.com/office/word/2006/wordml" xmlns:wps="http://schemas.microsoft.com/office/word/2010/wordprocessingShape" mc:Ignorable="w14 w15 w16se w16cid w16 w16cex w16sdtdh wp14">
+<w:document xmlns:wpc="http://schemas.microsoft.com/office/word/2010/wordprocessingCanvas" xmlns:cx="http://schemas.microsoft.com/office/drawing/2014/chartex" xmlns:cx1="http://schemas.microsoft.com/office/drawing/2015/9/8/chartex" xmlns:cx2="http://schemas.microsoft.com/office/drawing/2015/10/21/chartex" xmlns:cx3="http://schemas.microsoft.com/office/drawing/2016/5/9/chartex" xmlns:cx4="http://schemas.microsoft.com/office/drawing/2016/5/10/chartex" xmlns:cx5="http://schemas.microsoft.com/office/drawing/2016/5/11/chartex" xmlns:cx6="http://schemas.microsoft.com/office/drawing/2016/5/12/chartex" xmlns:cx7="http://schemas.microsoft.com/office/drawing/2016/5/13/chartex" xmlns:cx8="http://schemas.microsoft.com/office/drawing/2016/5/14/chartex" xmlns:mc="http://schemas.openxmlformats.org/markup-compatibility/2006" xmlns:aink="http://schemas.microsoft.com/office/drawing/2016/ink" xmlns:am3d="http://schemas.microsoft.com/office/drawing/2017/model3d" xmlns:o="urn:schemas-microsoft-com:office:office" xmlns:oel="http://schemas.microsoft.com/office/2019/extlst" xmlns:r="http://schemas.openxmlformats.org/officeDocument/2006/relationships" xmlns:m="http://schemas.openxmlformats.org/officeDocument/2006/math" xmlns:v="urn:schemas-microsoft-com:vml" xmlns:wp14="http://schemas.microsoft.com/office/word/2010/wordprocessingDrawing" xmlns:wp="http://schemas.openxmlformats.org/drawingml/2006/wordprocessingDrawing" xmlns:w10="urn:schemas-microsoft-com:office:word" xmlns:w="http://schemas.openxmlformats.org/wordprocessingml/2006/main" xmlns:w14="http://schemas.microsoft.com/office/word/2010/wordml" xmlns:w15="http://schemas.microsoft.com/office/word/2012/wordml" xmlns:w16cex="http://schemas.microsoft.com/office/word/2018/wordml/cex" xmlns:w16cid="http://schemas.microsoft.com/office/word/2016/wordml/cid" xmlns:w16="http://schemas.microsoft.com/office/word/2018/wordml" xmlns:w16du="http://schemas.microsoft.com/office/word/2023/wordml/word16du" xmlns:w16sdtdh="http://schemas.microsoft.com/office/word/2020/wordml/sdtdatahash" xmlns:w16se="http://schemas.microsoft.com/office/word/2015/wordml/symex" xmlns:wpg="http://schemas.microsoft.com/office/word/2010/wordprocessingGroup" xmlns:wpi="http://schemas.microsoft.com/office/word/2010/wordprocessingInk" xmlns:wne="http://schemas.microsoft.com/office/word/2006/wordml" xmlns:wps="http://schemas.microsoft.com/office/word/2010/wordprocessingShape" mc:Ignorable="w14 w15 w16se w16cid w16 w16cex w16sdtdh w16du wp14">
   <w:body>
     <w:p>
       <w:pPr>
@@ -7533,6 +7533,202 @@
         <w:t>[27] Hadifar, A., Bitew, S.K., Deleu, J., Develder, C. and Demeester, T., 2023. EduQG: A multi-format multiple-choice dataset for the educational domain. IEEE Access, 11, pp. 20885-20896.</w:t>
       </w:r>
     </w:p>
+    <w:p>
+      <w:pPr>
+        <w:rPr>
+          <w:bCs/>
+        </w:rPr>
+      </w:pPr>
+      <w:r>
+        <w:rPr>
+          <w:bCs/>
+        </w:rPr>
+        <w:t>U uvodu, pre istrazivackih pitanja, prosirim sa opstom pricom o testiranju znanja, multple choice testovima, i prica o SOLO, a nivoima poznavanja, ta logika, uvod o evaluaciji znanja, a o tehnikama racuarskog testiranja.</w:t>
+      </w:r>
+    </w:p>
+    <w:p>
+      <w:pPr>
+        <w:rPr>
+          <w:bCs/>
+        </w:rPr>
+      </w:pPr>
+      <w:r>
+        <w:rPr>
+          <w:bCs/>
+        </w:rPr>
+        <w:t xml:space="preserve">Ja sam odma u related worku skocio na radove iz mog istrazivanja, pre toga cemo imati jedno poglavlje, koje ce imati 2 podpoglavlja, jedno je SOLO a drugo su LLMovi, kod llmova prikazemo kako LLMovi principjalno rade arhitekture i to, mozemo to nazvati teorijski i tehnoloski okvir. </w:t>
+      </w:r>
+    </w:p>
+    <w:p>
+      <w:pPr>
+        <w:rPr>
+          <w:bCs/>
+        </w:rPr>
+      </w:pPr>
+      <w:r>
+        <w:rPr>
+          <w:bCs/>
+        </w:rPr>
+        <w:t>Onda ova istrazivanja postaju znaci sada 3. Poglavlje, ne moram ove posebne radove da budu podpoglavlja, nece svaki biti 2.2 2.3 nego ih samo prosto redo opisujemo, ovo iz 3. Poglavlja o SOLO prebacujem na dole znaci.</w:t>
+      </w:r>
+    </w:p>
+    <w:p>
+      <w:pPr>
+        <w:rPr>
+          <w:bCs/>
+        </w:rPr>
+      </w:pPr>
+      <w:r>
+        <w:rPr>
+          <w:bCs/>
+        </w:rPr>
+        <w:t xml:space="preserve">3. poglavlje postaje ono na seminarskog, tu idu i screenshotovi svih stvari, sve ono sto sam pisao u sinteza prezentaciji, sve ono o sistemu i slike i sve, i kreiranje i parsiranje i formiranje koncepata, i sve to, onda i sistem, bitno nam je sve za generisanje testova i ontologija i sturktura znanja, sloj za kontrolu kvaliteta sto je trenutno 3.4 poglavlje, to bi trebao da stavljam vec u 5. Poglavlje i to je evaljuacija sistema, znaci ovo sto je sad 3.4 ce biti prva stvar u ovom 5. Poglavlju koje ce se zvati kriterijum evaluacije, </w:t>
+      </w:r>
+      <w:r>
+        <w:rPr>
+          <w:bCs/>
+        </w:rPr>
+        <w:t>ova tabela 1 iz 3.4 za nju ce trebati parametar koji ce to da opisuje detaljno</w:t>
+      </w:r>
+      <w:r>
+        <w:rPr>
+          <w:bCs/>
+        </w:rPr>
+        <w:t xml:space="preserve">. Ovo za lokalni i globalni model mozemo na opisu studija slucaja, imamo 2 stvari, drugo je koji data set sam koristio, koje lekcije da li je OS ili sta god, a drugo je koje smo modele koristili, </w:t>
+      </w:r>
+      <w:r>
+        <w:rPr>
+          <w:bCs/>
+        </w:rPr>
+        <w:t>to je onda 5.2 poglavlje, 5.1 su kriterijumi a 5.2 je opis studija sljucaja, 5.3 su rezultati,</w:t>
+      </w:r>
+      <w:r>
+        <w:rPr>
+          <w:bCs/>
+        </w:rPr>
+        <w:t xml:space="preserve"> 5.3 moze da bude ovaj trenutni 4.2</w:t>
+      </w:r>
+      <w:r>
+        <w:rPr>
+          <w:bCs/>
+        </w:rPr>
+        <w:t>. Ispod svake slike ili tabele</w:t>
+      </w:r>
+      <w:r>
+        <w:rPr>
+          <w:bCs/>
+        </w:rPr>
+        <w:t xml:space="preserve"> da bude detaljan opis, vidimo da je ovo i ono dobijeno ovo je poraslo, ono je poraslo</w:t>
+      </w:r>
+      <w:r>
+        <w:rPr>
+          <w:bCs/>
+        </w:rPr>
+        <w:t xml:space="preserve">, onda mozemo u masteru potpuno </w:t>
+      </w:r>
+      <w:r>
+        <w:rPr>
+          <w:bCs/>
+        </w:rPr>
+        <w:lastRenderedPageBreak/>
+        <w:t xml:space="preserve">da se manemo lokalnog qwena, nakon tog prvog koji je bio losiji ovaj drugi je toliko bolji da je ovaj prvi postao irelevantan, </w:t>
+      </w:r>
+    </w:p>
+    <w:p>
+      <w:pPr>
+        <w:rPr>
+          <w:bCs/>
+        </w:rPr>
+      </w:pPr>
+      <w:r>
+        <w:rPr>
+          <w:bCs/>
+        </w:rPr>
+        <w:t>Nama bi bilo dobro kada bi smo imali gotov data set, koji ima sirov materijal i pitanja, kada bi mi u nas sistem ubacili taj mateirjal i ta pitajnja.</w:t>
+      </w:r>
+    </w:p>
+    <w:p>
+      <w:pPr>
+        <w:rPr>
+          <w:bCs/>
+        </w:rPr>
+      </w:pPr>
+      <w:r>
+        <w:rPr>
+          <w:bCs/>
+        </w:rPr>
+        <w:t>Mi uzmemo njihove pasuse, to je meni izvor, uploadujem pasuse u moj sistem, onda oni generisu pitanja</w:t>
+      </w:r>
+      <w:r>
+        <w:rPr>
+          <w:bCs/>
+        </w:rPr>
+        <w:t xml:space="preserve"> na osnovu tih pasusa, nas sistem isto identifikuje koncepte i grupe, gledamo sta smo identifikovali u odnosu na to njihovo, </w:t>
+      </w:r>
+      <w:r>
+        <w:rPr>
+          <w:bCs/>
+        </w:rPr>
+        <w:t>i to poredimo</w:t>
+      </w:r>
+      <w:r>
+        <w:rPr>
+          <w:bCs/>
+        </w:rPr>
+        <w:t>.</w:t>
+      </w:r>
+    </w:p>
+    <w:p>
+      <w:pPr>
+        <w:rPr>
+          <w:bCs/>
+        </w:rPr>
+      </w:pPr>
+      <w:r>
+        <w:rPr>
+          <w:bCs/>
+        </w:rPr>
+        <w:t>U toj evaluaciji imamo 2 velika podpoglavlja, jedna je nad Ooperativnim sistemima a druga je na EduHQ pitanji</w:t>
+      </w:r>
+      <w:r>
+        <w:rPr>
+          <w:bCs/>
+        </w:rPr>
+        <w:t>ma</w:t>
+      </w:r>
+      <w:r>
+        <w:rPr>
+          <w:bCs/>
+        </w:rPr>
+        <w:t>/</w:t>
+      </w:r>
+    </w:p>
+    <w:p>
+      <w:pPr>
+        <w:rPr>
+          <w:bCs/>
+        </w:rPr>
+      </w:pPr>
+      <w:r>
+        <w:rPr>
+          <w:bCs/>
+        </w:rPr>
+        <w:t>U poglavlju 4. Znaci treba citav sistem da poredstavimo samo da potvrdimo.</w:t>
+      </w:r>
+    </w:p>
+    <w:p>
+      <w:pPr>
+        <w:rPr>
+          <w:bCs/>
+        </w:rPr>
+      </w:pPr>
+      <w:r>
+        <w:rPr>
+          <w:bCs/>
+        </w:rPr>
+        <w:t xml:space="preserve">U poglavlju o rezultatima tamo gde ih predstavimo moramo ih komentarisati,  </w:t>
+      </w:r>
+    </w:p>
     <w:sectPr>
       <w:pgSz w:w="12240" w:h="15840"/>
       <w:pgMar w:top="1440" w:right="1800" w:bottom="1440" w:left="1800" w:header="720" w:footer="720" w:gutter="0"/>
@@ -7544,7 +7740,7 @@
 </file>
 
 <file path=word/numbering.xml><?xml version="1.0" encoding="utf-8"?>
-<w:numbering xmlns:wpc="http://schemas.microsoft.com/office/word/2010/wordprocessingCanvas" xmlns:cx="http://schemas.microsoft.com/office/drawing/2014/chartex" xmlns:cx1="http://schemas.microsoft.com/office/drawing/2015/9/8/chartex" xmlns:cx2="http://schemas.microsoft.com/office/drawing/2015/10/21/chartex" xmlns:cx3="http://schemas.microsoft.com/office/drawing/2016/5/9/chartex" xmlns:cx4="http://schemas.microsoft.com/office/drawing/2016/5/10/chartex" xmlns:cx5="http://schemas.microsoft.com/office/drawing/2016/5/11/chartex" xmlns:cx6="http://schemas.microsoft.com/office/drawing/2016/5/12/chartex" xmlns:cx7="http://schemas.microsoft.com/office/drawing/2016/5/13/chartex" xmlns:cx8="http://schemas.microsoft.com/office/drawing/2016/5/14/chartex" xmlns:mc="http://schemas.openxmlformats.org/markup-compatibility/2006" xmlns:aink="http://schemas.microsoft.com/office/drawing/2016/ink" xmlns:am3d="http://schemas.microsoft.com/office/drawing/2017/model3d" xmlns:o="urn:schemas-microsoft-com:office:office" xmlns:r="http://schemas.openxmlformats.org/officeDocument/2006/relationships" xmlns:m="http://schemas.openxmlformats.org/officeDocument/2006/math" xmlns:v="urn:schemas-microsoft-com:vml" xmlns:wp14="http://schemas.microsoft.com/office/word/2010/wordprocessingDrawing" xmlns:wp="http://schemas.openxmlformats.org/drawingml/2006/wordprocessingDrawing" xmlns:w10="urn:schemas-microsoft-com:office:word" xmlns:w="http://schemas.openxmlformats.org/wordprocessingml/2006/main" xmlns:w14="http://schemas.microsoft.com/office/word/2010/wordml" xmlns:w15="http://schemas.microsoft.com/office/word/2012/wordml" xmlns:w16cex="http://schemas.microsoft.com/office/word/2018/wordml/cex" xmlns:w16cid="http://schemas.microsoft.com/office/word/2016/wordml/cid" xmlns:w16="http://schemas.microsoft.com/office/word/2018/wordml" xmlns:w16sdtdh="http://schemas.microsoft.com/office/word/2020/wordml/sdtdatahash" xmlns:w16se="http://schemas.microsoft.com/office/word/2015/wordml/symex" xmlns:wpg="http://schemas.microsoft.com/office/word/2010/wordprocessingGroup" xmlns:wpi="http://schemas.microsoft.com/office/word/2010/wordprocessingInk" xmlns:wne="http://schemas.microsoft.com/office/word/2006/wordml" xmlns:wps="http://schemas.microsoft.com/office/word/2010/wordprocessingShape" mc:Ignorable="w14 w15 w16se w16cid w16 w16cex w16sdtdh wp14">
+<w:numbering xmlns:wpc="http://schemas.microsoft.com/office/word/2010/wordprocessingCanvas" xmlns:cx="http://schemas.microsoft.com/office/drawing/2014/chartex" xmlns:cx1="http://schemas.microsoft.com/office/drawing/2015/9/8/chartex" xmlns:cx2="http://schemas.microsoft.com/office/drawing/2015/10/21/chartex" xmlns:cx3="http://schemas.microsoft.com/office/drawing/2016/5/9/chartex" xmlns:cx4="http://schemas.microsoft.com/office/drawing/2016/5/10/chartex" xmlns:cx5="http://schemas.microsoft.com/office/drawing/2016/5/11/chartex" xmlns:cx6="http://schemas.microsoft.com/office/drawing/2016/5/12/chartex" xmlns:cx7="http://schemas.microsoft.com/office/drawing/2016/5/13/chartex" xmlns:cx8="http://schemas.microsoft.com/office/drawing/2016/5/14/chartex" xmlns:mc="http://schemas.openxmlformats.org/markup-compatibility/2006" xmlns:aink="http://schemas.microsoft.com/office/drawing/2016/ink" xmlns:am3d="http://schemas.microsoft.com/office/drawing/2017/model3d" xmlns:o="urn:schemas-microsoft-com:office:office" xmlns:oel="http://schemas.microsoft.com/office/2019/extlst" xmlns:r="http://schemas.openxmlformats.org/officeDocument/2006/relationships" xmlns:m="http://schemas.openxmlformats.org/officeDocument/2006/math" xmlns:v="urn:schemas-microsoft-com:vml" xmlns:wp14="http://schemas.microsoft.com/office/word/2010/wordprocessingDrawing" xmlns:wp="http://schemas.openxmlformats.org/drawingml/2006/wordprocessingDrawing" xmlns:w10="urn:schemas-microsoft-com:office:word" xmlns:w="http://schemas.openxmlformats.org/wordprocessingml/2006/main" xmlns:w14="http://schemas.microsoft.com/office/word/2010/wordml" xmlns:w15="http://schemas.microsoft.com/office/word/2012/wordml" xmlns:w16cex="http://schemas.microsoft.com/office/word/2018/wordml/cex" xmlns:w16cid="http://schemas.microsoft.com/office/word/2016/wordml/cid" xmlns:w16="http://schemas.microsoft.com/office/word/2018/wordml" xmlns:w16du="http://schemas.microsoft.com/office/word/2023/wordml/word16du" xmlns:w16sdtdh="http://schemas.microsoft.com/office/word/2020/wordml/sdtdatahash" xmlns:w16se="http://schemas.microsoft.com/office/word/2015/wordml/symex" xmlns:wpg="http://schemas.microsoft.com/office/word/2010/wordprocessingGroup" xmlns:wpi="http://schemas.microsoft.com/office/word/2010/wordprocessingInk" xmlns:wne="http://schemas.microsoft.com/office/word/2006/wordml" xmlns:wps="http://schemas.microsoft.com/office/word/2010/wordprocessingShape" mc:Ignorable="w14 w15 w16se w16cid w16 w16cex w16sdtdh w16du wp14">
   <w:abstractNum w:abstractNumId="0" w15:restartNumberingAfterBreak="0">
     <w:nsid w:val="FFFFFF7C"/>
     <w:multiLevelType w:val="singleLevel"/>
@@ -7716,38 +7912,38 @@
       </w:rPr>
     </w:lvl>
   </w:abstractNum>
-  <w:num w:numId="1">
+  <w:num w:numId="1" w16cid:durableId="632562021">
     <w:abstractNumId w:val="8"/>
   </w:num>
-  <w:num w:numId="2">
+  <w:num w:numId="2" w16cid:durableId="642854629">
     <w:abstractNumId w:val="6"/>
   </w:num>
-  <w:num w:numId="3">
+  <w:num w:numId="3" w16cid:durableId="1240292798">
     <w:abstractNumId w:val="5"/>
   </w:num>
-  <w:num w:numId="4">
+  <w:num w:numId="4" w16cid:durableId="317079350">
     <w:abstractNumId w:val="4"/>
   </w:num>
-  <w:num w:numId="5">
+  <w:num w:numId="5" w16cid:durableId="1242566839">
     <w:abstractNumId w:val="7"/>
   </w:num>
-  <w:num w:numId="6">
+  <w:num w:numId="6" w16cid:durableId="1347826248">
     <w:abstractNumId w:val="3"/>
   </w:num>
-  <w:num w:numId="7">
+  <w:num w:numId="7" w16cid:durableId="1336375443">
     <w:abstractNumId w:val="2"/>
   </w:num>
-  <w:num w:numId="8">
+  <w:num w:numId="8" w16cid:durableId="1827628761">
     <w:abstractNumId w:val="1"/>
   </w:num>
-  <w:num w:numId="9">
+  <w:num w:numId="9" w16cid:durableId="623972425">
     <w:abstractNumId w:val="0"/>
   </w:num>
 </w:numbering>
 </file>
 
 <file path=word/styles.xml><?xml version="1.0" encoding="utf-8"?>
-<w:styles xmlns:mc="http://schemas.openxmlformats.org/markup-compatibility/2006" xmlns:r="http://schemas.openxmlformats.org/officeDocument/2006/relationships" xmlns:w="http://schemas.openxmlformats.org/wordprocessingml/2006/main" xmlns:w14="http://schemas.microsoft.com/office/word/2010/wordml" xmlns:w15="http://schemas.microsoft.com/office/word/2012/wordml" xmlns:w16cex="http://schemas.microsoft.com/office/word/2018/wordml/cex" xmlns:w16cid="http://schemas.microsoft.com/office/word/2016/wordml/cid" xmlns:w16="http://schemas.microsoft.com/office/word/2018/wordml" xmlns:w16sdtdh="http://schemas.microsoft.com/office/word/2020/wordml/sdtdatahash" xmlns:w16se="http://schemas.microsoft.com/office/word/2015/wordml/symex" mc:Ignorable="w14 w15 w16se w16cid w16 w16cex w16sdtdh">
+<w:styles xmlns:mc="http://schemas.openxmlformats.org/markup-compatibility/2006" xmlns:r="http://schemas.openxmlformats.org/officeDocument/2006/relationships" xmlns:w="http://schemas.openxmlformats.org/wordprocessingml/2006/main" xmlns:w14="http://schemas.microsoft.com/office/word/2010/wordml" xmlns:w15="http://schemas.microsoft.com/office/word/2012/wordml" xmlns:w16cex="http://schemas.microsoft.com/office/word/2018/wordml/cex" xmlns:w16cid="http://schemas.microsoft.com/office/word/2016/wordml/cid" xmlns:w16="http://schemas.microsoft.com/office/word/2018/wordml" xmlns:w16du="http://schemas.microsoft.com/office/word/2023/wordml/word16du" xmlns:w16sdtdh="http://schemas.microsoft.com/office/word/2020/wordml/sdtdatahash" xmlns:w16se="http://schemas.microsoft.com/office/word/2015/wordml/symex" mc:Ignorable="w14 w15 w16se w16cid w16 w16cex w16sdtdh w16du">
   <w:docDefaults>
     <w:rPrDefault>
       <w:rPr>
